--- a/templates/report_template_lv.docx
+++ b/templates/report_template_lv.docx
@@ -1,6 +1,6 @@
 
 <file path=word/document.xml><?xml version="1.0" encoding="utf-8"?>
-<w:document xmlns:wpc="http://schemas.microsoft.com/office/word/2010/wordprocessingCanvas" xmlns:cx="http://schemas.microsoft.com/office/drawing/2014/chartex" xmlns:cx1="http://schemas.microsoft.com/office/drawing/2015/9/8/chartex" xmlns:cx2="http://schemas.microsoft.com/office/drawing/2015/10/21/chartex" xmlns:cx3="http://schemas.microsoft.com/office/drawing/2016/5/9/chartex" xmlns:cx4="http://schemas.microsoft.com/office/drawing/2016/5/10/chartex" xmlns:cx5="http://schemas.microsoft.com/office/drawing/2016/5/11/chartex" xmlns:cx6="http://schemas.microsoft.com/office/drawing/2016/5/12/chartex" xmlns:cx7="http://schemas.microsoft.com/office/drawing/2016/5/13/chartex" xmlns:cx8="http://schemas.microsoft.com/office/drawing/2016/5/14/chartex" xmlns:mc="http://schemas.openxmlformats.org/markup-compatibility/2006" xmlns:aink="http://schemas.microsoft.com/office/drawing/2016/ink" xmlns:am3d="http://schemas.microsoft.com/office/drawing/2017/model3d" xmlns:o="urn:schemas-microsoft-com:office:office" xmlns:oel="http://schemas.microsoft.com/office/2019/extlst" xmlns:r="http://schemas.openxmlformats.org/officeDocument/2006/relationships" xmlns:m="http://schemas.openxmlformats.org/officeDocument/2006/math" xmlns:v="urn:schemas-microsoft-com:vml" xmlns:wp14="http://schemas.microsoft.com/office/word/2010/wordprocessingDrawing" xmlns:wp="http://schemas.openxmlformats.org/drawingml/2006/wordprocessingDrawing" xmlns:w10="urn:schemas-microsoft-com:office:word" xmlns:w="http://schemas.openxmlformats.org/wordprocessingml/2006/main" xmlns:w14="http://schemas.microsoft.com/office/word/2010/wordml" xmlns:w15="http://schemas.microsoft.com/office/word/2012/wordml" xmlns:w16cex="http://schemas.microsoft.com/office/word/2018/wordml/cex" xmlns:w16cid="http://schemas.microsoft.com/office/word/2016/wordml/cid" xmlns:w16="http://schemas.microsoft.com/office/word/2018/wordml" xmlns:w16sdtdh="http://schemas.microsoft.com/office/word/2020/wordml/sdtdatahash" xmlns:w16se="http://schemas.microsoft.com/office/word/2015/wordml/symex" xmlns:wpg="http://schemas.microsoft.com/office/word/2010/wordprocessingGroup" xmlns:wpi="http://schemas.microsoft.com/office/word/2010/wordprocessingInk" xmlns:wne="http://schemas.microsoft.com/office/word/2006/wordml" xmlns:wps="http://schemas.microsoft.com/office/word/2010/wordprocessingShape" mc:Ignorable="w14 w15 w16se w16cid w16 w16cex w16sdtdh wp14">
+<w:document xmlns:wpc="http://schemas.microsoft.com/office/word/2010/wordprocessingCanvas" xmlns:cx="http://schemas.microsoft.com/office/drawing/2014/chartex" xmlns:cx1="http://schemas.microsoft.com/office/drawing/2015/9/8/chartex" xmlns:cx2="http://schemas.microsoft.com/office/drawing/2015/10/21/chartex" xmlns:cx3="http://schemas.microsoft.com/office/drawing/2016/5/9/chartex" xmlns:cx4="http://schemas.microsoft.com/office/drawing/2016/5/10/chartex" xmlns:cx5="http://schemas.microsoft.com/office/drawing/2016/5/11/chartex" xmlns:cx6="http://schemas.microsoft.com/office/drawing/2016/5/12/chartex" xmlns:cx7="http://schemas.microsoft.com/office/drawing/2016/5/13/chartex" xmlns:cx8="http://schemas.microsoft.com/office/drawing/2016/5/14/chartex" xmlns:mc="http://schemas.openxmlformats.org/markup-compatibility/2006" xmlns:aink="http://schemas.microsoft.com/office/drawing/2016/ink" xmlns:am3d="http://schemas.microsoft.com/office/drawing/2017/model3d" xmlns:o="urn:schemas-microsoft-com:office:office" xmlns:r="http://schemas.openxmlformats.org/officeDocument/2006/relationships" xmlns:m="http://schemas.openxmlformats.org/officeDocument/2006/math" xmlns:v="urn:schemas-microsoft-com:vml" xmlns:wp14="http://schemas.microsoft.com/office/word/2010/wordprocessingDrawing" xmlns:wp="http://schemas.openxmlformats.org/drawingml/2006/wordprocessingDrawing" xmlns:w10="urn:schemas-microsoft-com:office:word" xmlns:w="http://schemas.openxmlformats.org/wordprocessingml/2006/main" xmlns:w14="http://schemas.microsoft.com/office/word/2010/wordml" xmlns:w15="http://schemas.microsoft.com/office/word/2012/wordml" xmlns:w16cex="http://schemas.microsoft.com/office/word/2018/wordml/cex" xmlns:w16cid="http://schemas.microsoft.com/office/word/2016/wordml/cid" xmlns:w16="http://schemas.microsoft.com/office/word/2018/wordml" xmlns:w16sdtdh="http://schemas.microsoft.com/office/word/2020/wordml/sdtdatahash" xmlns:w16se="http://schemas.microsoft.com/office/word/2015/wordml/symex" xmlns:wpg="http://schemas.microsoft.com/office/word/2010/wordprocessingGroup" xmlns:wpi="http://schemas.microsoft.com/office/word/2010/wordprocessingInk" xmlns:wne="http://schemas.microsoft.com/office/word/2006/wordml" xmlns:wps="http://schemas.microsoft.com/office/word/2010/wordprocessingShape" mc:Ignorable="w14 w15 w16se w16cid w16 w16cex w16sdtdh wp14">
   <w:body>
     <w:tbl>
       <w:tblPr>
@@ -1353,7 +1353,68 @@
                 <w:sz w:val="24"/>
                 <w:szCs w:val="24"/>
               </w:rPr>
-              <w:t>1. Что из себя представляет препарат Х, и для чего его применяют</w:t>
+              <w:t xml:space="preserve">1. Что из себя представляет препарат </w:t>
+            </w:r>
+            <w:r>
+              <w:rPr>
+                <w:b/>
+                <w:bCs/>
+                <w:color w:val="FF0000"/>
+                <w:sz w:val="28"/>
+                <w:szCs w:val="28"/>
+              </w:rPr>
+              <w:t>{_</w:t>
+            </w:r>
+            <w:r>
+              <w:rPr>
+                <w:b/>
+                <w:bCs/>
+                <w:color w:val="FF0000"/>
+                <w:sz w:val="28"/>
+                <w:szCs w:val="28"/>
+                <w:lang w:val="en-US"/>
+              </w:rPr>
+              <w:t>REF</w:t>
+            </w:r>
+            <w:r>
+              <w:rPr>
+                <w:b/>
+                <w:bCs/>
+                <w:color w:val="FF0000"/>
+                <w:sz w:val="28"/>
+                <w:szCs w:val="28"/>
+              </w:rPr>
+              <w:t>_</w:t>
+            </w:r>
+            <w:r>
+              <w:rPr>
+                <w:b/>
+                <w:bCs/>
+                <w:color w:val="FF0000"/>
+                <w:sz w:val="28"/>
+                <w:szCs w:val="28"/>
+                <w:lang w:val="en-US"/>
+              </w:rPr>
+              <w:t>NAME</w:t>
+            </w:r>
+            <w:r>
+              <w:rPr>
+                <w:b/>
+                <w:bCs/>
+                <w:color w:val="FF0000"/>
+                <w:sz w:val="28"/>
+                <w:szCs w:val="28"/>
+              </w:rPr>
+              <w:t>_}</w:t>
+            </w:r>
+            <w:r>
+              <w:rPr>
+                <w:b/>
+                <w:spacing w:val="1"/>
+                <w:sz w:val="24"/>
+                <w:szCs w:val="24"/>
+              </w:rPr>
+              <w:t>, и для чего его применяют</w:t>
             </w:r>
           </w:p>
         </w:tc>
@@ -1382,7 +1443,72 @@
                 <w:sz w:val="24"/>
                 <w:szCs w:val="24"/>
               </w:rPr>
-              <w:t>1. Что из себя представляет препарат Х, и для чего его применяют</w:t>
+              <w:t xml:space="preserve">1. Что из себя представляет препарат </w:t>
+            </w:r>
+            <w:r>
+              <w:rPr>
+                <w:color w:val="FF0000"/>
+                <w:sz w:val="28"/>
+                <w:szCs w:val="28"/>
+              </w:rPr>
+              <w:t>{_</w:t>
+            </w:r>
+            <w:r>
+              <w:rPr>
+                <w:rFonts w:eastAsiaTheme="minorEastAsia"/>
+                <w:color w:val="FF0000"/>
+                <w:sz w:val="28"/>
+                <w:szCs w:val="28"/>
+                <w:lang w:val="en-US" w:eastAsia="zh-CN"/>
+              </w:rPr>
+              <w:t>TEST</w:t>
+            </w:r>
+            <w:r>
+              <w:rPr>
+                <w:rFonts w:eastAsiaTheme="minorEastAsia"/>
+                <w:color w:val="FF0000"/>
+                <w:sz w:val="28"/>
+                <w:szCs w:val="28"/>
+                <w:lang w:eastAsia="zh-CN"/>
+              </w:rPr>
+              <w:t>_</w:t>
+            </w:r>
+            <w:r>
+              <w:rPr>
+                <w:rFonts w:eastAsiaTheme="minorEastAsia"/>
+                <w:color w:val="FF0000"/>
+                <w:sz w:val="28"/>
+                <w:szCs w:val="28"/>
+                <w:lang w:val="en-US" w:eastAsia="zh-CN"/>
+              </w:rPr>
+              <w:t>NAME</w:t>
+            </w:r>
+            <w:r>
+              <w:rPr>
+                <w:rFonts w:eastAsiaTheme="minorEastAsia"/>
+                <w:color w:val="FF0000"/>
+                <w:sz w:val="28"/>
+                <w:szCs w:val="28"/>
+                <w:lang w:eastAsia="zh-CN"/>
+              </w:rPr>
+              <w:t>_</w:t>
+            </w:r>
+            <w:r>
+              <w:rPr>
+                <w:color w:val="FF0000"/>
+                <w:sz w:val="28"/>
+                <w:szCs w:val="28"/>
+              </w:rPr>
+              <w:t>}</w:t>
+            </w:r>
+            <w:r>
+              <w:rPr>
+                <w:b/>
+                <w:spacing w:val="1"/>
+                <w:sz w:val="24"/>
+                <w:szCs w:val="24"/>
+              </w:rPr>
+              <w:t>, и для чего его применяют</w:t>
             </w:r>
           </w:p>
         </w:tc>
@@ -1413,7 +1539,59 @@
                 <w:sz w:val="24"/>
                 <w:szCs w:val="24"/>
               </w:rPr>
-              <w:t>2. О чем следует знать перед &lt;приемом&gt; &lt;применением&gt; препарата Х</w:t>
+              <w:t xml:space="preserve">2. О чем следует знать перед &lt;приемом&gt; &lt;применением&gt; препарата </w:t>
+            </w:r>
+            <w:r>
+              <w:rPr>
+                <w:b/>
+                <w:bCs/>
+                <w:color w:val="FF0000"/>
+                <w:sz w:val="28"/>
+                <w:szCs w:val="28"/>
+              </w:rPr>
+              <w:t>{_</w:t>
+            </w:r>
+            <w:r>
+              <w:rPr>
+                <w:b/>
+                <w:bCs/>
+                <w:color w:val="FF0000"/>
+                <w:sz w:val="28"/>
+                <w:szCs w:val="28"/>
+                <w:lang w:val="en-US"/>
+              </w:rPr>
+              <w:t>REF</w:t>
+            </w:r>
+            <w:r>
+              <w:rPr>
+                <w:b/>
+                <w:bCs/>
+                <w:color w:val="FF0000"/>
+                <w:sz w:val="28"/>
+                <w:szCs w:val="28"/>
+              </w:rPr>
+              <w:t>_</w:t>
+            </w:r>
+            <w:r>
+              <w:rPr>
+                <w:b/>
+                <w:bCs/>
+                <w:color w:val="FF0000"/>
+                <w:sz w:val="28"/>
+                <w:szCs w:val="28"/>
+                <w:lang w:val="en-US"/>
+              </w:rPr>
+              <w:t>NAME</w:t>
+            </w:r>
+            <w:r>
+              <w:rPr>
+                <w:b/>
+                <w:bCs/>
+                <w:color w:val="FF0000"/>
+                <w:sz w:val="28"/>
+                <w:szCs w:val="28"/>
+              </w:rPr>
+              <w:t>_}</w:t>
             </w:r>
           </w:p>
           <w:p>
@@ -1457,7 +1635,63 @@
                 <w:sz w:val="24"/>
                 <w:szCs w:val="24"/>
               </w:rPr>
-              <w:t>2. О чем следует знать перед &lt;приемом&gt; &lt;применением&gt; препарата Х</w:t>
+              <w:t xml:space="preserve">2. О чем следует знать перед &lt;приемом&gt; &lt;применением&gt; препарата </w:t>
+            </w:r>
+            <w:r>
+              <w:rPr>
+                <w:color w:val="FF0000"/>
+                <w:sz w:val="28"/>
+                <w:szCs w:val="28"/>
+              </w:rPr>
+              <w:t>{_</w:t>
+            </w:r>
+            <w:r>
+              <w:rPr>
+                <w:rFonts w:eastAsiaTheme="minorEastAsia"/>
+                <w:color w:val="FF0000"/>
+                <w:sz w:val="28"/>
+                <w:szCs w:val="28"/>
+                <w:lang w:val="en-US" w:eastAsia="zh-CN"/>
+              </w:rPr>
+              <w:t>TEST</w:t>
+            </w:r>
+            <w:r>
+              <w:rPr>
+                <w:rFonts w:eastAsiaTheme="minorEastAsia"/>
+                <w:color w:val="FF0000"/>
+                <w:sz w:val="28"/>
+                <w:szCs w:val="28"/>
+                <w:lang w:eastAsia="zh-CN"/>
+              </w:rPr>
+              <w:t>_</w:t>
+            </w:r>
+            <w:r>
+              <w:rPr>
+                <w:rFonts w:eastAsiaTheme="minorEastAsia"/>
+                <w:color w:val="FF0000"/>
+                <w:sz w:val="28"/>
+                <w:szCs w:val="28"/>
+                <w:lang w:val="en-US" w:eastAsia="zh-CN"/>
+              </w:rPr>
+              <w:t>NAME</w:t>
+            </w:r>
+            <w:r>
+              <w:rPr>
+                <w:rFonts w:eastAsiaTheme="minorEastAsia"/>
+                <w:color w:val="FF0000"/>
+                <w:sz w:val="28"/>
+                <w:szCs w:val="28"/>
+                <w:lang w:eastAsia="zh-CN"/>
+              </w:rPr>
+              <w:t>_</w:t>
+            </w:r>
+            <w:r>
+              <w:rPr>
+                <w:color w:val="FF0000"/>
+                <w:sz w:val="28"/>
+                <w:szCs w:val="28"/>
+              </w:rPr>
+              <w:t>}</w:t>
             </w:r>
           </w:p>
           <w:p>
@@ -1503,7 +1737,59 @@
                 <w:sz w:val="24"/>
                 <w:szCs w:val="24"/>
               </w:rPr>
-              <w:t>3. &lt;Прием&gt; &lt;Применение&gt; препарата Х</w:t>
+              <w:t xml:space="preserve">3. &lt;Прием&gt; &lt;Применение&gt; препарата </w:t>
+            </w:r>
+            <w:r>
+              <w:rPr>
+                <w:b/>
+                <w:bCs/>
+                <w:color w:val="FF0000"/>
+                <w:sz w:val="28"/>
+                <w:szCs w:val="28"/>
+              </w:rPr>
+              <w:t>{_</w:t>
+            </w:r>
+            <w:r>
+              <w:rPr>
+                <w:b/>
+                <w:bCs/>
+                <w:color w:val="FF0000"/>
+                <w:sz w:val="28"/>
+                <w:szCs w:val="28"/>
+                <w:lang w:val="en-US"/>
+              </w:rPr>
+              <w:t>REF</w:t>
+            </w:r>
+            <w:r>
+              <w:rPr>
+                <w:b/>
+                <w:bCs/>
+                <w:color w:val="FF0000"/>
+                <w:sz w:val="28"/>
+                <w:szCs w:val="28"/>
+              </w:rPr>
+              <w:t>_</w:t>
+            </w:r>
+            <w:r>
+              <w:rPr>
+                <w:b/>
+                <w:bCs/>
+                <w:color w:val="FF0000"/>
+                <w:sz w:val="28"/>
+                <w:szCs w:val="28"/>
+                <w:lang w:val="en-US"/>
+              </w:rPr>
+              <w:t>NAME</w:t>
+            </w:r>
+            <w:r>
+              <w:rPr>
+                <w:b/>
+                <w:bCs/>
+                <w:color w:val="FF0000"/>
+                <w:sz w:val="28"/>
+                <w:szCs w:val="28"/>
+              </w:rPr>
+              <w:t>_}</w:t>
             </w:r>
           </w:p>
           <w:p>
@@ -1547,7 +1833,63 @@
                 <w:sz w:val="24"/>
                 <w:szCs w:val="24"/>
               </w:rPr>
-              <w:t>3. &lt;Прием&gt; &lt;Применение&gt; препарата Х</w:t>
+              <w:t xml:space="preserve">3. &lt;Прием&gt; &lt;Применение&gt; препарата </w:t>
+            </w:r>
+            <w:r>
+              <w:rPr>
+                <w:color w:val="FF0000"/>
+                <w:sz w:val="28"/>
+                <w:szCs w:val="28"/>
+              </w:rPr>
+              <w:t>{_</w:t>
+            </w:r>
+            <w:r>
+              <w:rPr>
+                <w:rFonts w:eastAsiaTheme="minorEastAsia"/>
+                <w:color w:val="FF0000"/>
+                <w:sz w:val="28"/>
+                <w:szCs w:val="28"/>
+                <w:lang w:val="en-US" w:eastAsia="zh-CN"/>
+              </w:rPr>
+              <w:t>TEST</w:t>
+            </w:r>
+            <w:r>
+              <w:rPr>
+                <w:rFonts w:eastAsiaTheme="minorEastAsia"/>
+                <w:color w:val="FF0000"/>
+                <w:sz w:val="28"/>
+                <w:szCs w:val="28"/>
+                <w:lang w:eastAsia="zh-CN"/>
+              </w:rPr>
+              <w:t>_</w:t>
+            </w:r>
+            <w:r>
+              <w:rPr>
+                <w:rFonts w:eastAsiaTheme="minorEastAsia"/>
+                <w:color w:val="FF0000"/>
+                <w:sz w:val="28"/>
+                <w:szCs w:val="28"/>
+                <w:lang w:val="en-US" w:eastAsia="zh-CN"/>
+              </w:rPr>
+              <w:t>NAME</w:t>
+            </w:r>
+            <w:r>
+              <w:rPr>
+                <w:rFonts w:eastAsiaTheme="minorEastAsia"/>
+                <w:color w:val="FF0000"/>
+                <w:sz w:val="28"/>
+                <w:szCs w:val="28"/>
+                <w:lang w:eastAsia="zh-CN"/>
+              </w:rPr>
+              <w:t>_</w:t>
+            </w:r>
+            <w:r>
+              <w:rPr>
+                <w:color w:val="FF0000"/>
+                <w:sz w:val="28"/>
+                <w:szCs w:val="28"/>
+              </w:rPr>
+              <w:t>}</w:t>
             </w:r>
           </w:p>
           <w:p>
@@ -1668,7 +2010,59 @@
                 <w:sz w:val="24"/>
                 <w:szCs w:val="24"/>
               </w:rPr>
-              <w:t>5. Хранение препарата Х</w:t>
+              <w:t xml:space="preserve">5. Хранение препарата </w:t>
+            </w:r>
+            <w:r>
+              <w:rPr>
+                <w:b/>
+                <w:bCs/>
+                <w:color w:val="FF0000"/>
+                <w:sz w:val="28"/>
+                <w:szCs w:val="28"/>
+              </w:rPr>
+              <w:t>{_</w:t>
+            </w:r>
+            <w:r>
+              <w:rPr>
+                <w:b/>
+                <w:bCs/>
+                <w:color w:val="FF0000"/>
+                <w:sz w:val="28"/>
+                <w:szCs w:val="28"/>
+                <w:lang w:val="en-US"/>
+              </w:rPr>
+              <w:t>REF</w:t>
+            </w:r>
+            <w:r>
+              <w:rPr>
+                <w:b/>
+                <w:bCs/>
+                <w:color w:val="FF0000"/>
+                <w:sz w:val="28"/>
+                <w:szCs w:val="28"/>
+              </w:rPr>
+              <w:t>_</w:t>
+            </w:r>
+            <w:r>
+              <w:rPr>
+                <w:b/>
+                <w:bCs/>
+                <w:color w:val="FF0000"/>
+                <w:sz w:val="28"/>
+                <w:szCs w:val="28"/>
+                <w:lang w:val="en-US"/>
+              </w:rPr>
+              <w:t>NAME</w:t>
+            </w:r>
+            <w:r>
+              <w:rPr>
+                <w:b/>
+                <w:bCs/>
+                <w:color w:val="FF0000"/>
+                <w:sz w:val="28"/>
+                <w:szCs w:val="28"/>
+              </w:rPr>
+              <w:t>_}</w:t>
             </w:r>
           </w:p>
           <w:p>
@@ -1712,7 +2106,63 @@
                 <w:sz w:val="24"/>
                 <w:szCs w:val="24"/>
               </w:rPr>
-              <w:t>5. Хранение препарата Х</w:t>
+              <w:t xml:space="preserve">5. Хранение препарата </w:t>
+            </w:r>
+            <w:r>
+              <w:rPr>
+                <w:color w:val="FF0000"/>
+                <w:sz w:val="28"/>
+                <w:szCs w:val="28"/>
+              </w:rPr>
+              <w:t>{_</w:t>
+            </w:r>
+            <w:r>
+              <w:rPr>
+                <w:rFonts w:eastAsiaTheme="minorEastAsia"/>
+                <w:color w:val="FF0000"/>
+                <w:sz w:val="28"/>
+                <w:szCs w:val="28"/>
+                <w:lang w:val="en-US" w:eastAsia="zh-CN"/>
+              </w:rPr>
+              <w:t>TEST</w:t>
+            </w:r>
+            <w:r>
+              <w:rPr>
+                <w:rFonts w:eastAsiaTheme="minorEastAsia"/>
+                <w:color w:val="FF0000"/>
+                <w:sz w:val="28"/>
+                <w:szCs w:val="28"/>
+                <w:lang w:eastAsia="zh-CN"/>
+              </w:rPr>
+              <w:t>_</w:t>
+            </w:r>
+            <w:r>
+              <w:rPr>
+                <w:rFonts w:eastAsiaTheme="minorEastAsia"/>
+                <w:color w:val="FF0000"/>
+                <w:sz w:val="28"/>
+                <w:szCs w:val="28"/>
+                <w:lang w:val="en-US" w:eastAsia="zh-CN"/>
+              </w:rPr>
+              <w:t>NAME</w:t>
+            </w:r>
+            <w:r>
+              <w:rPr>
+                <w:rFonts w:eastAsiaTheme="minorEastAsia"/>
+                <w:color w:val="FF0000"/>
+                <w:sz w:val="28"/>
+                <w:szCs w:val="28"/>
+                <w:lang w:eastAsia="zh-CN"/>
+              </w:rPr>
+              <w:t>_</w:t>
+            </w:r>
+            <w:r>
+              <w:rPr>
+                <w:color w:val="FF0000"/>
+                <w:sz w:val="28"/>
+                <w:szCs w:val="28"/>
+              </w:rPr>
+              <w:t>}</w:t>
             </w:r>
           </w:p>
           <w:p>
@@ -1862,7 +2312,7 @@
 </file>
 
 <file path=word/endnotes.xml><?xml version="1.0" encoding="utf-8"?>
-<w:endnotes xmlns:wpc="http://schemas.microsoft.com/office/word/2010/wordprocessingCanvas" xmlns:cx="http://schemas.microsoft.com/office/drawing/2014/chartex" xmlns:cx1="http://schemas.microsoft.com/office/drawing/2015/9/8/chartex" xmlns:cx2="http://schemas.microsoft.com/office/drawing/2015/10/21/chartex" xmlns:cx3="http://schemas.microsoft.com/office/drawing/2016/5/9/chartex" xmlns:cx4="http://schemas.microsoft.com/office/drawing/2016/5/10/chartex" xmlns:cx5="http://schemas.microsoft.com/office/drawing/2016/5/11/chartex" xmlns:cx6="http://schemas.microsoft.com/office/drawing/2016/5/12/chartex" xmlns:cx7="http://schemas.microsoft.com/office/drawing/2016/5/13/chartex" xmlns:cx8="http://schemas.microsoft.com/office/drawing/2016/5/14/chartex" xmlns:mc="http://schemas.openxmlformats.org/markup-compatibility/2006" xmlns:aink="http://schemas.microsoft.com/office/drawing/2016/ink" xmlns:am3d="http://schemas.microsoft.com/office/drawing/2017/model3d" xmlns:o="urn:schemas-microsoft-com:office:office" xmlns:oel="http://schemas.microsoft.com/office/2019/extlst" xmlns:r="http://schemas.openxmlformats.org/officeDocument/2006/relationships" xmlns:m="http://schemas.openxmlformats.org/officeDocument/2006/math" xmlns:v="urn:schemas-microsoft-com:vml" xmlns:wp14="http://schemas.microsoft.com/office/word/2010/wordprocessingDrawing" xmlns:wp="http://schemas.openxmlformats.org/drawingml/2006/wordprocessingDrawing" xmlns:w10="urn:schemas-microsoft-com:office:word" xmlns:w="http://schemas.openxmlformats.org/wordprocessingml/2006/main" xmlns:w14="http://schemas.microsoft.com/office/word/2010/wordml" xmlns:w15="http://schemas.microsoft.com/office/word/2012/wordml" xmlns:w16cex="http://schemas.microsoft.com/office/word/2018/wordml/cex" xmlns:w16cid="http://schemas.microsoft.com/office/word/2016/wordml/cid" xmlns:w16="http://schemas.microsoft.com/office/word/2018/wordml" xmlns:w16sdtdh="http://schemas.microsoft.com/office/word/2020/wordml/sdtdatahash" xmlns:w16se="http://schemas.microsoft.com/office/word/2015/wordml/symex" xmlns:wpg="http://schemas.microsoft.com/office/word/2010/wordprocessingGroup" xmlns:wpi="http://schemas.microsoft.com/office/word/2010/wordprocessingInk" xmlns:wne="http://schemas.microsoft.com/office/word/2006/wordml" xmlns:wps="http://schemas.microsoft.com/office/word/2010/wordprocessingShape" mc:Ignorable="w14 w15 w16se w16cid w16 w16cex w16sdtdh wp14">
+<w:endnotes xmlns:wpc="http://schemas.microsoft.com/office/word/2010/wordprocessingCanvas" xmlns:cx="http://schemas.microsoft.com/office/drawing/2014/chartex" xmlns:cx1="http://schemas.microsoft.com/office/drawing/2015/9/8/chartex" xmlns:cx2="http://schemas.microsoft.com/office/drawing/2015/10/21/chartex" xmlns:cx3="http://schemas.microsoft.com/office/drawing/2016/5/9/chartex" xmlns:cx4="http://schemas.microsoft.com/office/drawing/2016/5/10/chartex" xmlns:cx5="http://schemas.microsoft.com/office/drawing/2016/5/11/chartex" xmlns:cx6="http://schemas.microsoft.com/office/drawing/2016/5/12/chartex" xmlns:cx7="http://schemas.microsoft.com/office/drawing/2016/5/13/chartex" xmlns:cx8="http://schemas.microsoft.com/office/drawing/2016/5/14/chartex" xmlns:mc="http://schemas.openxmlformats.org/markup-compatibility/2006" xmlns:aink="http://schemas.microsoft.com/office/drawing/2016/ink" xmlns:am3d="http://schemas.microsoft.com/office/drawing/2017/model3d" xmlns:o="urn:schemas-microsoft-com:office:office" xmlns:r="http://schemas.openxmlformats.org/officeDocument/2006/relationships" xmlns:m="http://schemas.openxmlformats.org/officeDocument/2006/math" xmlns:v="urn:schemas-microsoft-com:vml" xmlns:wp14="http://schemas.microsoft.com/office/word/2010/wordprocessingDrawing" xmlns:wp="http://schemas.openxmlformats.org/drawingml/2006/wordprocessingDrawing" xmlns:w10="urn:schemas-microsoft-com:office:word" xmlns:w="http://schemas.openxmlformats.org/wordprocessingml/2006/main" xmlns:w14="http://schemas.microsoft.com/office/word/2010/wordml" xmlns:w15="http://schemas.microsoft.com/office/word/2012/wordml" xmlns:w16cex="http://schemas.microsoft.com/office/word/2018/wordml/cex" xmlns:w16cid="http://schemas.microsoft.com/office/word/2016/wordml/cid" xmlns:w16="http://schemas.microsoft.com/office/word/2018/wordml" xmlns:w16sdtdh="http://schemas.microsoft.com/office/word/2020/wordml/sdtdatahash" xmlns:w16se="http://schemas.microsoft.com/office/word/2015/wordml/symex" xmlns:wpg="http://schemas.microsoft.com/office/word/2010/wordprocessingGroup" xmlns:wpi="http://schemas.microsoft.com/office/word/2010/wordprocessingInk" xmlns:wne="http://schemas.microsoft.com/office/word/2006/wordml" xmlns:wps="http://schemas.microsoft.com/office/word/2010/wordprocessingShape" mc:Ignorable="w14 w15 w16se w16cid w16 w16cex w16sdtdh wp14">
   <w:endnote w:type="separator" w:id="-1">
     <w:p>
       <w:r>
@@ -1881,7 +2331,7 @@
 </file>
 
 <file path=word/footnotes.xml><?xml version="1.0" encoding="utf-8"?>
-<w:footnotes xmlns:wpc="http://schemas.microsoft.com/office/word/2010/wordprocessingCanvas" xmlns:cx="http://schemas.microsoft.com/office/drawing/2014/chartex" xmlns:cx1="http://schemas.microsoft.com/office/drawing/2015/9/8/chartex" xmlns:cx2="http://schemas.microsoft.com/office/drawing/2015/10/21/chartex" xmlns:cx3="http://schemas.microsoft.com/office/drawing/2016/5/9/chartex" xmlns:cx4="http://schemas.microsoft.com/office/drawing/2016/5/10/chartex" xmlns:cx5="http://schemas.microsoft.com/office/drawing/2016/5/11/chartex" xmlns:cx6="http://schemas.microsoft.com/office/drawing/2016/5/12/chartex" xmlns:cx7="http://schemas.microsoft.com/office/drawing/2016/5/13/chartex" xmlns:cx8="http://schemas.microsoft.com/office/drawing/2016/5/14/chartex" xmlns:mc="http://schemas.openxmlformats.org/markup-compatibility/2006" xmlns:aink="http://schemas.microsoft.com/office/drawing/2016/ink" xmlns:am3d="http://schemas.microsoft.com/office/drawing/2017/model3d" xmlns:o="urn:schemas-microsoft-com:office:office" xmlns:oel="http://schemas.microsoft.com/office/2019/extlst" xmlns:r="http://schemas.openxmlformats.org/officeDocument/2006/relationships" xmlns:m="http://schemas.openxmlformats.org/officeDocument/2006/math" xmlns:v="urn:schemas-microsoft-com:vml" xmlns:wp14="http://schemas.microsoft.com/office/word/2010/wordprocessingDrawing" xmlns:wp="http://schemas.openxmlformats.org/drawingml/2006/wordprocessingDrawing" xmlns:w10="urn:schemas-microsoft-com:office:word" xmlns:w="http://schemas.openxmlformats.org/wordprocessingml/2006/main" xmlns:w14="http://schemas.microsoft.com/office/word/2010/wordml" xmlns:w15="http://schemas.microsoft.com/office/word/2012/wordml" xmlns:w16cex="http://schemas.microsoft.com/office/word/2018/wordml/cex" xmlns:w16cid="http://schemas.microsoft.com/office/word/2016/wordml/cid" xmlns:w16="http://schemas.microsoft.com/office/word/2018/wordml" xmlns:w16sdtdh="http://schemas.microsoft.com/office/word/2020/wordml/sdtdatahash" xmlns:w16se="http://schemas.microsoft.com/office/word/2015/wordml/symex" xmlns:wpg="http://schemas.microsoft.com/office/word/2010/wordprocessingGroup" xmlns:wpi="http://schemas.microsoft.com/office/word/2010/wordprocessingInk" xmlns:wne="http://schemas.microsoft.com/office/word/2006/wordml" xmlns:wps="http://schemas.microsoft.com/office/word/2010/wordprocessingShape" mc:Ignorable="w14 w15 w16se w16cid w16 w16cex w16sdtdh wp14">
+<w:footnotes xmlns:wpc="http://schemas.microsoft.com/office/word/2010/wordprocessingCanvas" xmlns:cx="http://schemas.microsoft.com/office/drawing/2014/chartex" xmlns:cx1="http://schemas.microsoft.com/office/drawing/2015/9/8/chartex" xmlns:cx2="http://schemas.microsoft.com/office/drawing/2015/10/21/chartex" xmlns:cx3="http://schemas.microsoft.com/office/drawing/2016/5/9/chartex" xmlns:cx4="http://schemas.microsoft.com/office/drawing/2016/5/10/chartex" xmlns:cx5="http://schemas.microsoft.com/office/drawing/2016/5/11/chartex" xmlns:cx6="http://schemas.microsoft.com/office/drawing/2016/5/12/chartex" xmlns:cx7="http://schemas.microsoft.com/office/drawing/2016/5/13/chartex" xmlns:cx8="http://schemas.microsoft.com/office/drawing/2016/5/14/chartex" xmlns:mc="http://schemas.openxmlformats.org/markup-compatibility/2006" xmlns:aink="http://schemas.microsoft.com/office/drawing/2016/ink" xmlns:am3d="http://schemas.microsoft.com/office/drawing/2017/model3d" xmlns:o="urn:schemas-microsoft-com:office:office" xmlns:r="http://schemas.openxmlformats.org/officeDocument/2006/relationships" xmlns:m="http://schemas.openxmlformats.org/officeDocument/2006/math" xmlns:v="urn:schemas-microsoft-com:vml" xmlns:wp14="http://schemas.microsoft.com/office/word/2010/wordprocessingDrawing" xmlns:wp="http://schemas.openxmlformats.org/drawingml/2006/wordprocessingDrawing" xmlns:w10="urn:schemas-microsoft-com:office:word" xmlns:w="http://schemas.openxmlformats.org/wordprocessingml/2006/main" xmlns:w14="http://schemas.microsoft.com/office/word/2010/wordml" xmlns:w15="http://schemas.microsoft.com/office/word/2012/wordml" xmlns:w16cex="http://schemas.microsoft.com/office/word/2018/wordml/cex" xmlns:w16cid="http://schemas.microsoft.com/office/word/2016/wordml/cid" xmlns:w16="http://schemas.microsoft.com/office/word/2018/wordml" xmlns:w16sdtdh="http://schemas.microsoft.com/office/word/2020/wordml/sdtdatahash" xmlns:w16se="http://schemas.microsoft.com/office/word/2015/wordml/symex" xmlns:wpg="http://schemas.microsoft.com/office/word/2010/wordprocessingGroup" xmlns:wpi="http://schemas.microsoft.com/office/word/2010/wordprocessingInk" xmlns:wne="http://schemas.microsoft.com/office/word/2006/wordml" xmlns:wps="http://schemas.microsoft.com/office/word/2010/wordprocessingShape" mc:Ignorable="w14 w15 w16se w16cid w16 w16cex w16sdtdh wp14">
   <w:footnote w:type="separator" w:id="-1">
     <w:p>
       <w:r>
@@ -1900,7 +2350,7 @@
 </file>
 
 <file path=word/header1.xml><?xml version="1.0" encoding="utf-8"?>
-<w:hdr xmlns:wpc="http://schemas.microsoft.com/office/word/2010/wordprocessingCanvas" xmlns:cx="http://schemas.microsoft.com/office/drawing/2014/chartex" xmlns:cx1="http://schemas.microsoft.com/office/drawing/2015/9/8/chartex" xmlns:cx2="http://schemas.microsoft.com/office/drawing/2015/10/21/chartex" xmlns:cx3="http://schemas.microsoft.com/office/drawing/2016/5/9/chartex" xmlns:cx4="http://schemas.microsoft.com/office/drawing/2016/5/10/chartex" xmlns:cx5="http://schemas.microsoft.com/office/drawing/2016/5/11/chartex" xmlns:cx6="http://schemas.microsoft.com/office/drawing/2016/5/12/chartex" xmlns:cx7="http://schemas.microsoft.com/office/drawing/2016/5/13/chartex" xmlns:cx8="http://schemas.microsoft.com/office/drawing/2016/5/14/chartex" xmlns:mc="http://schemas.openxmlformats.org/markup-compatibility/2006" xmlns:aink="http://schemas.microsoft.com/office/drawing/2016/ink" xmlns:am3d="http://schemas.microsoft.com/office/drawing/2017/model3d" xmlns:o="urn:schemas-microsoft-com:office:office" xmlns:oel="http://schemas.microsoft.com/office/2019/extlst" xmlns:r="http://schemas.openxmlformats.org/officeDocument/2006/relationships" xmlns:m="http://schemas.openxmlformats.org/officeDocument/2006/math" xmlns:v="urn:schemas-microsoft-com:vml" xmlns:wp14="http://schemas.microsoft.com/office/word/2010/wordprocessingDrawing" xmlns:wp="http://schemas.openxmlformats.org/drawingml/2006/wordprocessingDrawing" xmlns:w10="urn:schemas-microsoft-com:office:word" xmlns:w="http://schemas.openxmlformats.org/wordprocessingml/2006/main" xmlns:w14="http://schemas.microsoft.com/office/word/2010/wordml" xmlns:w15="http://schemas.microsoft.com/office/word/2012/wordml" xmlns:w16cex="http://schemas.microsoft.com/office/word/2018/wordml/cex" xmlns:w16cid="http://schemas.microsoft.com/office/word/2016/wordml/cid" xmlns:w16="http://schemas.microsoft.com/office/word/2018/wordml" xmlns:w16sdtdh="http://schemas.microsoft.com/office/word/2020/wordml/sdtdatahash" xmlns:w16se="http://schemas.microsoft.com/office/word/2015/wordml/symex" xmlns:wpg="http://schemas.microsoft.com/office/word/2010/wordprocessingGroup" xmlns:wpi="http://schemas.microsoft.com/office/word/2010/wordprocessingInk" xmlns:wne="http://schemas.microsoft.com/office/word/2006/wordml" xmlns:wps="http://schemas.microsoft.com/office/word/2010/wordprocessingShape" mc:Ignorable="w14 w15 w16se w16cid w16 w16cex w16sdtdh wp14">
+<w:hdr xmlns:wpc="http://schemas.microsoft.com/office/word/2010/wordprocessingCanvas" xmlns:cx="http://schemas.microsoft.com/office/drawing/2014/chartex" xmlns:cx1="http://schemas.microsoft.com/office/drawing/2015/9/8/chartex" xmlns:cx2="http://schemas.microsoft.com/office/drawing/2015/10/21/chartex" xmlns:cx3="http://schemas.microsoft.com/office/drawing/2016/5/9/chartex" xmlns:cx4="http://schemas.microsoft.com/office/drawing/2016/5/10/chartex" xmlns:cx5="http://schemas.microsoft.com/office/drawing/2016/5/11/chartex" xmlns:cx6="http://schemas.microsoft.com/office/drawing/2016/5/12/chartex" xmlns:cx7="http://schemas.microsoft.com/office/drawing/2016/5/13/chartex" xmlns:cx8="http://schemas.microsoft.com/office/drawing/2016/5/14/chartex" xmlns:mc="http://schemas.openxmlformats.org/markup-compatibility/2006" xmlns:aink="http://schemas.microsoft.com/office/drawing/2016/ink" xmlns:am3d="http://schemas.microsoft.com/office/drawing/2017/model3d" xmlns:o="urn:schemas-microsoft-com:office:office" xmlns:r="http://schemas.openxmlformats.org/officeDocument/2006/relationships" xmlns:m="http://schemas.openxmlformats.org/officeDocument/2006/math" xmlns:v="urn:schemas-microsoft-com:vml" xmlns:wp14="http://schemas.microsoft.com/office/word/2010/wordprocessingDrawing" xmlns:wp="http://schemas.openxmlformats.org/drawingml/2006/wordprocessingDrawing" xmlns:w10="urn:schemas-microsoft-com:office:word" xmlns:w="http://schemas.openxmlformats.org/wordprocessingml/2006/main" xmlns:w14="http://schemas.microsoft.com/office/word/2010/wordml" xmlns:w15="http://schemas.microsoft.com/office/word/2012/wordml" xmlns:w16cex="http://schemas.microsoft.com/office/word/2018/wordml/cex" xmlns:w16cid="http://schemas.microsoft.com/office/word/2016/wordml/cid" xmlns:w16="http://schemas.microsoft.com/office/word/2018/wordml" xmlns:w16sdtdh="http://schemas.microsoft.com/office/word/2020/wordml/sdtdatahash" xmlns:w16se="http://schemas.microsoft.com/office/word/2015/wordml/symex" xmlns:wpg="http://schemas.microsoft.com/office/word/2010/wordprocessingGroup" xmlns:wpi="http://schemas.microsoft.com/office/word/2010/wordprocessingInk" xmlns:wne="http://schemas.microsoft.com/office/word/2006/wordml" xmlns:wps="http://schemas.microsoft.com/office/word/2010/wordprocessingShape" mc:Ignorable="w14 w15 w16se w16cid w16 w16cex w16sdtdh wp14">
   <w:p>
     <w:pPr>
       <w:pStyle w:val="ae"/>
@@ -1956,7 +2406,7 @@
 </file>
 
 <file path=word/numbering.xml><?xml version="1.0" encoding="utf-8"?>
-<w:numbering xmlns:wpc="http://schemas.microsoft.com/office/word/2010/wordprocessingCanvas" xmlns:cx="http://schemas.microsoft.com/office/drawing/2014/chartex" xmlns:cx1="http://schemas.microsoft.com/office/drawing/2015/9/8/chartex" xmlns:cx2="http://schemas.microsoft.com/office/drawing/2015/10/21/chartex" xmlns:cx3="http://schemas.microsoft.com/office/drawing/2016/5/9/chartex" xmlns:cx4="http://schemas.microsoft.com/office/drawing/2016/5/10/chartex" xmlns:cx5="http://schemas.microsoft.com/office/drawing/2016/5/11/chartex" xmlns:cx6="http://schemas.microsoft.com/office/drawing/2016/5/12/chartex" xmlns:cx7="http://schemas.microsoft.com/office/drawing/2016/5/13/chartex" xmlns:cx8="http://schemas.microsoft.com/office/drawing/2016/5/14/chartex" xmlns:mc="http://schemas.openxmlformats.org/markup-compatibility/2006" xmlns:aink="http://schemas.microsoft.com/office/drawing/2016/ink" xmlns:am3d="http://schemas.microsoft.com/office/drawing/2017/model3d" xmlns:o="urn:schemas-microsoft-com:office:office" xmlns:oel="http://schemas.microsoft.com/office/2019/extlst" xmlns:r="http://schemas.openxmlformats.org/officeDocument/2006/relationships" xmlns:m="http://schemas.openxmlformats.org/officeDocument/2006/math" xmlns:v="urn:schemas-microsoft-com:vml" xmlns:wp14="http://schemas.microsoft.com/office/word/2010/wordprocessingDrawing" xmlns:wp="http://schemas.openxmlformats.org/drawingml/2006/wordprocessingDrawing" xmlns:w10="urn:schemas-microsoft-com:office:word" xmlns:w="http://schemas.openxmlformats.org/wordprocessingml/2006/main" xmlns:w14="http://schemas.microsoft.com/office/word/2010/wordml" xmlns:w15="http://schemas.microsoft.com/office/word/2012/wordml" xmlns:w16cex="http://schemas.microsoft.com/office/word/2018/wordml/cex" xmlns:w16cid="http://schemas.microsoft.com/office/word/2016/wordml/cid" xmlns:w16="http://schemas.microsoft.com/office/word/2018/wordml" xmlns:w16sdtdh="http://schemas.microsoft.com/office/word/2020/wordml/sdtdatahash" xmlns:w16se="http://schemas.microsoft.com/office/word/2015/wordml/symex" xmlns:wpg="http://schemas.microsoft.com/office/word/2010/wordprocessingGroup" xmlns:wpi="http://schemas.microsoft.com/office/word/2010/wordprocessingInk" xmlns:wne="http://schemas.microsoft.com/office/word/2006/wordml" xmlns:wps="http://schemas.microsoft.com/office/word/2010/wordprocessingShape" mc:Ignorable="w14 w15 w16se w16cid w16 w16cex w16sdtdh wp14">
+<w:numbering xmlns:wpc="http://schemas.microsoft.com/office/word/2010/wordprocessingCanvas" xmlns:cx="http://schemas.microsoft.com/office/drawing/2014/chartex" xmlns:cx1="http://schemas.microsoft.com/office/drawing/2015/9/8/chartex" xmlns:cx2="http://schemas.microsoft.com/office/drawing/2015/10/21/chartex" xmlns:cx3="http://schemas.microsoft.com/office/drawing/2016/5/9/chartex" xmlns:cx4="http://schemas.microsoft.com/office/drawing/2016/5/10/chartex" xmlns:cx5="http://schemas.microsoft.com/office/drawing/2016/5/11/chartex" xmlns:cx6="http://schemas.microsoft.com/office/drawing/2016/5/12/chartex" xmlns:cx7="http://schemas.microsoft.com/office/drawing/2016/5/13/chartex" xmlns:cx8="http://schemas.microsoft.com/office/drawing/2016/5/14/chartex" xmlns:mc="http://schemas.openxmlformats.org/markup-compatibility/2006" xmlns:aink="http://schemas.microsoft.com/office/drawing/2016/ink" xmlns:am3d="http://schemas.microsoft.com/office/drawing/2017/model3d" xmlns:o="urn:schemas-microsoft-com:office:office" xmlns:r="http://schemas.openxmlformats.org/officeDocument/2006/relationships" xmlns:m="http://schemas.openxmlformats.org/officeDocument/2006/math" xmlns:v="urn:schemas-microsoft-com:vml" xmlns:wp14="http://schemas.microsoft.com/office/word/2010/wordprocessingDrawing" xmlns:wp="http://schemas.openxmlformats.org/drawingml/2006/wordprocessingDrawing" xmlns:w10="urn:schemas-microsoft-com:office:word" xmlns:w="http://schemas.openxmlformats.org/wordprocessingml/2006/main" xmlns:w14="http://schemas.microsoft.com/office/word/2010/wordml" xmlns:w15="http://schemas.microsoft.com/office/word/2012/wordml" xmlns:w16cex="http://schemas.microsoft.com/office/word/2018/wordml/cex" xmlns:w16cid="http://schemas.microsoft.com/office/word/2016/wordml/cid" xmlns:w16="http://schemas.microsoft.com/office/word/2018/wordml" xmlns:w16sdtdh="http://schemas.microsoft.com/office/word/2020/wordml/sdtdatahash" xmlns:w16se="http://schemas.microsoft.com/office/word/2015/wordml/symex" xmlns:wpg="http://schemas.microsoft.com/office/word/2010/wordprocessingGroup" xmlns:wpi="http://schemas.microsoft.com/office/word/2010/wordprocessingInk" xmlns:wne="http://schemas.microsoft.com/office/word/2006/wordml" xmlns:wps="http://schemas.microsoft.com/office/word/2010/wordprocessingShape" mc:Ignorable="w14 w15 w16se w16cid w16 w16cex w16sdtdh wp14">
   <w:abstractNum w:abstractNumId="0" w15:restartNumberingAfterBreak="0">
     <w:nsid w:val="06094218"/>
     <w:multiLevelType w:val="multilevel"/>
@@ -3282,7 +3732,7 @@
       </w:pPr>
     </w:lvl>
   </w:abstractNum>
-  <w:num w:numId="1" w16cid:durableId="109983577">
+  <w:num w:numId="1">
     <w:abstractNumId w:val="2"/>
     <w:lvlOverride w:ilvl="0">
       <w:startOverride w:val="1"/>
@@ -3312,7 +3762,7 @@
       <w:startOverride w:val="1"/>
     </w:lvlOverride>
   </w:num>
-  <w:num w:numId="2" w16cid:durableId="1356345856">
+  <w:num w:numId="2">
     <w:abstractNumId w:val="10"/>
     <w:lvlOverride w:ilvl="0">
       <w:startOverride w:val="1"/>
@@ -3342,40 +3792,40 @@
       <w:startOverride w:val="1"/>
     </w:lvlOverride>
   </w:num>
-  <w:num w:numId="3" w16cid:durableId="712655810">
+  <w:num w:numId="3">
     <w:abstractNumId w:val="0"/>
   </w:num>
-  <w:num w:numId="4" w16cid:durableId="653532769">
+  <w:num w:numId="4">
     <w:abstractNumId w:val="5"/>
   </w:num>
-  <w:num w:numId="5" w16cid:durableId="2048674257">
+  <w:num w:numId="5">
     <w:abstractNumId w:val="12"/>
   </w:num>
-  <w:num w:numId="6" w16cid:durableId="601374872">
+  <w:num w:numId="6">
     <w:abstractNumId w:val="6"/>
   </w:num>
-  <w:num w:numId="7" w16cid:durableId="377168461">
+  <w:num w:numId="7">
     <w:abstractNumId w:val="8"/>
   </w:num>
-  <w:num w:numId="8" w16cid:durableId="1357928677">
+  <w:num w:numId="8">
     <w:abstractNumId w:val="11"/>
   </w:num>
-  <w:num w:numId="9" w16cid:durableId="1171065159">
+  <w:num w:numId="9">
     <w:abstractNumId w:val="1"/>
   </w:num>
-  <w:num w:numId="10" w16cid:durableId="1605065670">
+  <w:num w:numId="10">
     <w:abstractNumId w:val="2"/>
   </w:num>
-  <w:num w:numId="11" w16cid:durableId="1917392890">
+  <w:num w:numId="11">
     <w:abstractNumId w:val="4"/>
   </w:num>
-  <w:num w:numId="12" w16cid:durableId="265968212">
+  <w:num w:numId="12">
     <w:abstractNumId w:val="7"/>
   </w:num>
-  <w:num w:numId="13" w16cid:durableId="746657296">
+  <w:num w:numId="13">
     <w:abstractNumId w:val="3"/>
   </w:num>
-  <w:num w:numId="14" w16cid:durableId="1013997162">
+  <w:num w:numId="14">
     <w:abstractNumId w:val="9"/>
   </w:num>
 </w:numbering>

--- a/templates/report_template_lv.docx
+++ b/templates/report_template_lv.docx
@@ -1,6 +1,6 @@
 
 <file path=word/document.xml><?xml version="1.0" encoding="utf-8"?>
-<w:document xmlns:wpc="http://schemas.microsoft.com/office/word/2010/wordprocessingCanvas" xmlns:cx="http://schemas.microsoft.com/office/drawing/2014/chartex" xmlns:cx1="http://schemas.microsoft.com/office/drawing/2015/9/8/chartex" xmlns:cx2="http://schemas.microsoft.com/office/drawing/2015/10/21/chartex" xmlns:cx3="http://schemas.microsoft.com/office/drawing/2016/5/9/chartex" xmlns:cx4="http://schemas.microsoft.com/office/drawing/2016/5/10/chartex" xmlns:cx5="http://schemas.microsoft.com/office/drawing/2016/5/11/chartex" xmlns:cx6="http://schemas.microsoft.com/office/drawing/2016/5/12/chartex" xmlns:cx7="http://schemas.microsoft.com/office/drawing/2016/5/13/chartex" xmlns:cx8="http://schemas.microsoft.com/office/drawing/2016/5/14/chartex" xmlns:mc="http://schemas.openxmlformats.org/markup-compatibility/2006" xmlns:aink="http://schemas.microsoft.com/office/drawing/2016/ink" xmlns:am3d="http://schemas.microsoft.com/office/drawing/2017/model3d" xmlns:o="urn:schemas-microsoft-com:office:office" xmlns:r="http://schemas.openxmlformats.org/officeDocument/2006/relationships" xmlns:m="http://schemas.openxmlformats.org/officeDocument/2006/math" xmlns:v="urn:schemas-microsoft-com:vml" xmlns:wp14="http://schemas.microsoft.com/office/word/2010/wordprocessingDrawing" xmlns:wp="http://schemas.openxmlformats.org/drawingml/2006/wordprocessingDrawing" xmlns:w10="urn:schemas-microsoft-com:office:word" xmlns:w="http://schemas.openxmlformats.org/wordprocessingml/2006/main" xmlns:w14="http://schemas.microsoft.com/office/word/2010/wordml" xmlns:w15="http://schemas.microsoft.com/office/word/2012/wordml" xmlns:w16cex="http://schemas.microsoft.com/office/word/2018/wordml/cex" xmlns:w16cid="http://schemas.microsoft.com/office/word/2016/wordml/cid" xmlns:w16="http://schemas.microsoft.com/office/word/2018/wordml" xmlns:w16sdtdh="http://schemas.microsoft.com/office/word/2020/wordml/sdtdatahash" xmlns:w16se="http://schemas.microsoft.com/office/word/2015/wordml/symex" xmlns:wpg="http://schemas.microsoft.com/office/word/2010/wordprocessingGroup" xmlns:wpi="http://schemas.microsoft.com/office/word/2010/wordprocessingInk" xmlns:wne="http://schemas.microsoft.com/office/word/2006/wordml" xmlns:wps="http://schemas.microsoft.com/office/word/2010/wordprocessingShape" mc:Ignorable="w14 w15 w16se w16cid w16 w16cex w16sdtdh wp14">
+<w:document xmlns:wpc="http://schemas.microsoft.com/office/word/2010/wordprocessingCanvas" xmlns:cx="http://schemas.microsoft.com/office/drawing/2014/chartex" xmlns:cx1="http://schemas.microsoft.com/office/drawing/2015/9/8/chartex" xmlns:cx2="http://schemas.microsoft.com/office/drawing/2015/10/21/chartex" xmlns:cx3="http://schemas.microsoft.com/office/drawing/2016/5/9/chartex" xmlns:cx4="http://schemas.microsoft.com/office/drawing/2016/5/10/chartex" xmlns:cx5="http://schemas.microsoft.com/office/drawing/2016/5/11/chartex" xmlns:cx6="http://schemas.microsoft.com/office/drawing/2016/5/12/chartex" xmlns:cx7="http://schemas.microsoft.com/office/drawing/2016/5/13/chartex" xmlns:cx8="http://schemas.microsoft.com/office/drawing/2016/5/14/chartex" xmlns:mc="http://schemas.openxmlformats.org/markup-compatibility/2006" xmlns:aink="http://schemas.microsoft.com/office/drawing/2016/ink" xmlns:am3d="http://schemas.microsoft.com/office/drawing/2017/model3d" xmlns:o="urn:schemas-microsoft-com:office:office" xmlns:oel="http://schemas.microsoft.com/office/2019/extlst" xmlns:r="http://schemas.openxmlformats.org/officeDocument/2006/relationships" xmlns:m="http://schemas.openxmlformats.org/officeDocument/2006/math" xmlns:v="urn:schemas-microsoft-com:vml" xmlns:wp14="http://schemas.microsoft.com/office/word/2010/wordprocessingDrawing" xmlns:wp="http://schemas.openxmlformats.org/drawingml/2006/wordprocessingDrawing" xmlns:w10="urn:schemas-microsoft-com:office:word" xmlns:w="http://schemas.openxmlformats.org/wordprocessingml/2006/main" xmlns:w14="http://schemas.microsoft.com/office/word/2010/wordml" xmlns:w15="http://schemas.microsoft.com/office/word/2012/wordml" xmlns:w16cex="http://schemas.microsoft.com/office/word/2018/wordml/cex" xmlns:w16cid="http://schemas.microsoft.com/office/word/2016/wordml/cid" xmlns:w16="http://schemas.microsoft.com/office/word/2018/wordml" xmlns:w16sdtdh="http://schemas.microsoft.com/office/word/2020/wordml/sdtdatahash" xmlns:w16se="http://schemas.microsoft.com/office/word/2015/wordml/symex" xmlns:wpg="http://schemas.microsoft.com/office/word/2010/wordprocessingGroup" xmlns:wpi="http://schemas.microsoft.com/office/word/2010/wordprocessingInk" xmlns:wne="http://schemas.microsoft.com/office/word/2006/wordml" xmlns:wps="http://schemas.microsoft.com/office/word/2010/wordprocessingShape" mc:Ignorable="w14 w15 w16se w16cid w16 w16cex w16sdtdh wp14">
   <w:body>
     <w:tbl>
       <w:tblPr>
@@ -171,25 +171,7 @@
                 <w:sz w:val="22"/>
                 <w:szCs w:val="22"/>
               </w:rPr>
-              <w:t>. № 25-5-4280804/</w:t>
-            </w:r>
-            <w:proofErr w:type="spellStart"/>
-            <w:r>
-              <w:rPr>
-                <w:b/>
-                <w:sz w:val="22"/>
-                <w:szCs w:val="22"/>
-              </w:rPr>
-              <w:t>ПРеф</w:t>
-            </w:r>
-            <w:proofErr w:type="spellEnd"/>
-            <w:r>
-              <w:rPr>
-                <w:b/>
-                <w:sz w:val="22"/>
-                <w:szCs w:val="22"/>
-              </w:rPr>
-              <w:t>/ЗД/Э</w:t>
+              <w:t>. № 25-5-4280804/ПРеф/ЗД/Э</w:t>
             </w:r>
           </w:p>
         </w:tc>
@@ -1179,7 +1161,6 @@
               </w:rPr>
               <w:t>NAME</w:t>
             </w:r>
-            <w:proofErr w:type="gramStart"/>
             <w:r>
               <w:rPr>
                 <w:b/>
@@ -1204,15 +1185,7 @@
                 <w:b/>
                 <w:bCs/>
               </w:rPr>
-              <w:t xml:space="preserve"> (</w:t>
-            </w:r>
-            <w:proofErr w:type="gramEnd"/>
-            <w:r>
-              <w:rPr>
-                <w:b/>
-                <w:bCs/>
-              </w:rPr>
-              <w:t>референтный)</w:t>
+              <w:t>(референтный)</w:t>
             </w:r>
           </w:p>
         </w:tc>
@@ -1277,7 +1250,6 @@
               </w:rPr>
               <w:t>NAME</w:t>
             </w:r>
-            <w:proofErr w:type="gramStart"/>
             <w:r>
               <w:rPr>
                 <w:rFonts w:eastAsiaTheme="minorEastAsia"/>
@@ -1314,15 +1286,7 @@
                 <w:b/>
                 <w:bCs/>
               </w:rPr>
-              <w:t xml:space="preserve"> (</w:t>
-            </w:r>
-            <w:proofErr w:type="gramEnd"/>
-            <w:r>
-              <w:rPr>
-                <w:b/>
-                <w:bCs/>
-              </w:rPr>
-              <w:t>оцениваемый)</w:t>
+              <w:t>(оцениваемый)</w:t>
             </w:r>
           </w:p>
         </w:tc>
@@ -1639,6 +1603,8 @@
             </w:r>
             <w:r>
               <w:rPr>
+                <w:b/>
+                <w:bCs/>
                 <w:color w:val="FF0000"/>
                 <w:sz w:val="28"/>
                 <w:szCs w:val="28"/>
@@ -1648,6 +1614,8 @@
             <w:r>
               <w:rPr>
                 <w:rFonts w:eastAsiaTheme="minorEastAsia"/>
+                <w:b/>
+                <w:bCs/>
                 <w:color w:val="FF0000"/>
                 <w:sz w:val="28"/>
                 <w:szCs w:val="28"/>
@@ -1658,6 +1626,8 @@
             <w:r>
               <w:rPr>
                 <w:rFonts w:eastAsiaTheme="minorEastAsia"/>
+                <w:b/>
+                <w:bCs/>
                 <w:color w:val="FF0000"/>
                 <w:sz w:val="28"/>
                 <w:szCs w:val="28"/>
@@ -1668,6 +1638,8 @@
             <w:r>
               <w:rPr>
                 <w:rFonts w:eastAsiaTheme="minorEastAsia"/>
+                <w:b/>
+                <w:bCs/>
                 <w:color w:val="FF0000"/>
                 <w:sz w:val="28"/>
                 <w:szCs w:val="28"/>
@@ -1678,6 +1650,8 @@
             <w:r>
               <w:rPr>
                 <w:rFonts w:eastAsiaTheme="minorEastAsia"/>
+                <w:b/>
+                <w:bCs/>
                 <w:color w:val="FF0000"/>
                 <w:sz w:val="28"/>
                 <w:szCs w:val="28"/>
@@ -1687,6 +1661,8 @@
             </w:r>
             <w:r>
               <w:rPr>
+                <w:b/>
+                <w:bCs/>
                 <w:color w:val="FF0000"/>
                 <w:sz w:val="28"/>
                 <w:szCs w:val="28"/>
@@ -1837,6 +1813,8 @@
             </w:r>
             <w:r>
               <w:rPr>
+                <w:b/>
+                <w:bCs/>
                 <w:color w:val="FF0000"/>
                 <w:sz w:val="28"/>
                 <w:szCs w:val="28"/>
@@ -1846,6 +1824,8 @@
             <w:r>
               <w:rPr>
                 <w:rFonts w:eastAsiaTheme="minorEastAsia"/>
+                <w:b/>
+                <w:bCs/>
                 <w:color w:val="FF0000"/>
                 <w:sz w:val="28"/>
                 <w:szCs w:val="28"/>
@@ -1856,6 +1836,8 @@
             <w:r>
               <w:rPr>
                 <w:rFonts w:eastAsiaTheme="minorEastAsia"/>
+                <w:b/>
+                <w:bCs/>
                 <w:color w:val="FF0000"/>
                 <w:sz w:val="28"/>
                 <w:szCs w:val="28"/>
@@ -1866,6 +1848,8 @@
             <w:r>
               <w:rPr>
                 <w:rFonts w:eastAsiaTheme="minorEastAsia"/>
+                <w:b/>
+                <w:bCs/>
                 <w:color w:val="FF0000"/>
                 <w:sz w:val="28"/>
                 <w:szCs w:val="28"/>
@@ -1876,6 +1860,8 @@
             <w:r>
               <w:rPr>
                 <w:rFonts w:eastAsiaTheme="minorEastAsia"/>
+                <w:b/>
+                <w:bCs/>
                 <w:color w:val="FF0000"/>
                 <w:sz w:val="28"/>
                 <w:szCs w:val="28"/>
@@ -1885,6 +1871,8 @@
             </w:r>
             <w:r>
               <w:rPr>
+                <w:b/>
+                <w:bCs/>
                 <w:color w:val="FF0000"/>
                 <w:sz w:val="28"/>
                 <w:szCs w:val="28"/>
@@ -2110,6 +2098,8 @@
             </w:r>
             <w:r>
               <w:rPr>
+                <w:b/>
+                <w:bCs/>
                 <w:color w:val="FF0000"/>
                 <w:sz w:val="28"/>
                 <w:szCs w:val="28"/>
@@ -2119,6 +2109,8 @@
             <w:r>
               <w:rPr>
                 <w:rFonts w:eastAsiaTheme="minorEastAsia"/>
+                <w:b/>
+                <w:bCs/>
                 <w:color w:val="FF0000"/>
                 <w:sz w:val="28"/>
                 <w:szCs w:val="28"/>
@@ -2129,6 +2121,8 @@
             <w:r>
               <w:rPr>
                 <w:rFonts w:eastAsiaTheme="minorEastAsia"/>
+                <w:b/>
+                <w:bCs/>
                 <w:color w:val="FF0000"/>
                 <w:sz w:val="28"/>
                 <w:szCs w:val="28"/>
@@ -2139,6 +2133,8 @@
             <w:r>
               <w:rPr>
                 <w:rFonts w:eastAsiaTheme="minorEastAsia"/>
+                <w:b/>
+                <w:bCs/>
                 <w:color w:val="FF0000"/>
                 <w:sz w:val="28"/>
                 <w:szCs w:val="28"/>
@@ -2149,6 +2145,8 @@
             <w:r>
               <w:rPr>
                 <w:rFonts w:eastAsiaTheme="minorEastAsia"/>
+                <w:b/>
+                <w:bCs/>
                 <w:color w:val="FF0000"/>
                 <w:sz w:val="28"/>
                 <w:szCs w:val="28"/>
@@ -2158,6 +2156,8 @@
             </w:r>
             <w:r>
               <w:rPr>
+                <w:b/>
+                <w:bCs/>
                 <w:color w:val="FF0000"/>
                 <w:sz w:val="28"/>
                 <w:szCs w:val="28"/>
@@ -2312,7 +2312,7 @@
 </file>
 
 <file path=word/endnotes.xml><?xml version="1.0" encoding="utf-8"?>
-<w:endnotes xmlns:wpc="http://schemas.microsoft.com/office/word/2010/wordprocessingCanvas" xmlns:cx="http://schemas.microsoft.com/office/drawing/2014/chartex" xmlns:cx1="http://schemas.microsoft.com/office/drawing/2015/9/8/chartex" xmlns:cx2="http://schemas.microsoft.com/office/drawing/2015/10/21/chartex" xmlns:cx3="http://schemas.microsoft.com/office/drawing/2016/5/9/chartex" xmlns:cx4="http://schemas.microsoft.com/office/drawing/2016/5/10/chartex" xmlns:cx5="http://schemas.microsoft.com/office/drawing/2016/5/11/chartex" xmlns:cx6="http://schemas.microsoft.com/office/drawing/2016/5/12/chartex" xmlns:cx7="http://schemas.microsoft.com/office/drawing/2016/5/13/chartex" xmlns:cx8="http://schemas.microsoft.com/office/drawing/2016/5/14/chartex" xmlns:mc="http://schemas.openxmlformats.org/markup-compatibility/2006" xmlns:aink="http://schemas.microsoft.com/office/drawing/2016/ink" xmlns:am3d="http://schemas.microsoft.com/office/drawing/2017/model3d" xmlns:o="urn:schemas-microsoft-com:office:office" xmlns:r="http://schemas.openxmlformats.org/officeDocument/2006/relationships" xmlns:m="http://schemas.openxmlformats.org/officeDocument/2006/math" xmlns:v="urn:schemas-microsoft-com:vml" xmlns:wp14="http://schemas.microsoft.com/office/word/2010/wordprocessingDrawing" xmlns:wp="http://schemas.openxmlformats.org/drawingml/2006/wordprocessingDrawing" xmlns:w10="urn:schemas-microsoft-com:office:word" xmlns:w="http://schemas.openxmlformats.org/wordprocessingml/2006/main" xmlns:w14="http://schemas.microsoft.com/office/word/2010/wordml" xmlns:w15="http://schemas.microsoft.com/office/word/2012/wordml" xmlns:w16cex="http://schemas.microsoft.com/office/word/2018/wordml/cex" xmlns:w16cid="http://schemas.microsoft.com/office/word/2016/wordml/cid" xmlns:w16="http://schemas.microsoft.com/office/word/2018/wordml" xmlns:w16sdtdh="http://schemas.microsoft.com/office/word/2020/wordml/sdtdatahash" xmlns:w16se="http://schemas.microsoft.com/office/word/2015/wordml/symex" xmlns:wpg="http://schemas.microsoft.com/office/word/2010/wordprocessingGroup" xmlns:wpi="http://schemas.microsoft.com/office/word/2010/wordprocessingInk" xmlns:wne="http://schemas.microsoft.com/office/word/2006/wordml" xmlns:wps="http://schemas.microsoft.com/office/word/2010/wordprocessingShape" mc:Ignorable="w14 w15 w16se w16cid w16 w16cex w16sdtdh wp14">
+<w:endnotes xmlns:wpc="http://schemas.microsoft.com/office/word/2010/wordprocessingCanvas" xmlns:cx="http://schemas.microsoft.com/office/drawing/2014/chartex" xmlns:cx1="http://schemas.microsoft.com/office/drawing/2015/9/8/chartex" xmlns:cx2="http://schemas.microsoft.com/office/drawing/2015/10/21/chartex" xmlns:cx3="http://schemas.microsoft.com/office/drawing/2016/5/9/chartex" xmlns:cx4="http://schemas.microsoft.com/office/drawing/2016/5/10/chartex" xmlns:cx5="http://schemas.microsoft.com/office/drawing/2016/5/11/chartex" xmlns:cx6="http://schemas.microsoft.com/office/drawing/2016/5/12/chartex" xmlns:cx7="http://schemas.microsoft.com/office/drawing/2016/5/13/chartex" xmlns:cx8="http://schemas.microsoft.com/office/drawing/2016/5/14/chartex" xmlns:mc="http://schemas.openxmlformats.org/markup-compatibility/2006" xmlns:aink="http://schemas.microsoft.com/office/drawing/2016/ink" xmlns:am3d="http://schemas.microsoft.com/office/drawing/2017/model3d" xmlns:o="urn:schemas-microsoft-com:office:office" xmlns:oel="http://schemas.microsoft.com/office/2019/extlst" xmlns:r="http://schemas.openxmlformats.org/officeDocument/2006/relationships" xmlns:m="http://schemas.openxmlformats.org/officeDocument/2006/math" xmlns:v="urn:schemas-microsoft-com:vml" xmlns:wp14="http://schemas.microsoft.com/office/word/2010/wordprocessingDrawing" xmlns:wp="http://schemas.openxmlformats.org/drawingml/2006/wordprocessingDrawing" xmlns:w10="urn:schemas-microsoft-com:office:word" xmlns:w="http://schemas.openxmlformats.org/wordprocessingml/2006/main" xmlns:w14="http://schemas.microsoft.com/office/word/2010/wordml" xmlns:w15="http://schemas.microsoft.com/office/word/2012/wordml" xmlns:w16cex="http://schemas.microsoft.com/office/word/2018/wordml/cex" xmlns:w16cid="http://schemas.microsoft.com/office/word/2016/wordml/cid" xmlns:w16="http://schemas.microsoft.com/office/word/2018/wordml" xmlns:w16sdtdh="http://schemas.microsoft.com/office/word/2020/wordml/sdtdatahash" xmlns:w16se="http://schemas.microsoft.com/office/word/2015/wordml/symex" xmlns:wpg="http://schemas.microsoft.com/office/word/2010/wordprocessingGroup" xmlns:wpi="http://schemas.microsoft.com/office/word/2010/wordprocessingInk" xmlns:wne="http://schemas.microsoft.com/office/word/2006/wordml" xmlns:wps="http://schemas.microsoft.com/office/word/2010/wordprocessingShape" mc:Ignorable="w14 w15 w16se w16cid w16 w16cex w16sdtdh wp14">
   <w:endnote w:type="separator" w:id="-1">
     <w:p>
       <w:r>
@@ -2331,7 +2331,7 @@
 </file>
 
 <file path=word/footnotes.xml><?xml version="1.0" encoding="utf-8"?>
-<w:footnotes xmlns:wpc="http://schemas.microsoft.com/office/word/2010/wordprocessingCanvas" xmlns:cx="http://schemas.microsoft.com/office/drawing/2014/chartex" xmlns:cx1="http://schemas.microsoft.com/office/drawing/2015/9/8/chartex" xmlns:cx2="http://schemas.microsoft.com/office/drawing/2015/10/21/chartex" xmlns:cx3="http://schemas.microsoft.com/office/drawing/2016/5/9/chartex" xmlns:cx4="http://schemas.microsoft.com/office/drawing/2016/5/10/chartex" xmlns:cx5="http://schemas.microsoft.com/office/drawing/2016/5/11/chartex" xmlns:cx6="http://schemas.microsoft.com/office/drawing/2016/5/12/chartex" xmlns:cx7="http://schemas.microsoft.com/office/drawing/2016/5/13/chartex" xmlns:cx8="http://schemas.microsoft.com/office/drawing/2016/5/14/chartex" xmlns:mc="http://schemas.openxmlformats.org/markup-compatibility/2006" xmlns:aink="http://schemas.microsoft.com/office/drawing/2016/ink" xmlns:am3d="http://schemas.microsoft.com/office/drawing/2017/model3d" xmlns:o="urn:schemas-microsoft-com:office:office" xmlns:r="http://schemas.openxmlformats.org/officeDocument/2006/relationships" xmlns:m="http://schemas.openxmlformats.org/officeDocument/2006/math" xmlns:v="urn:schemas-microsoft-com:vml" xmlns:wp14="http://schemas.microsoft.com/office/word/2010/wordprocessingDrawing" xmlns:wp="http://schemas.openxmlformats.org/drawingml/2006/wordprocessingDrawing" xmlns:w10="urn:schemas-microsoft-com:office:word" xmlns:w="http://schemas.openxmlformats.org/wordprocessingml/2006/main" xmlns:w14="http://schemas.microsoft.com/office/word/2010/wordml" xmlns:w15="http://schemas.microsoft.com/office/word/2012/wordml" xmlns:w16cex="http://schemas.microsoft.com/office/word/2018/wordml/cex" xmlns:w16cid="http://schemas.microsoft.com/office/word/2016/wordml/cid" xmlns:w16="http://schemas.microsoft.com/office/word/2018/wordml" xmlns:w16sdtdh="http://schemas.microsoft.com/office/word/2020/wordml/sdtdatahash" xmlns:w16se="http://schemas.microsoft.com/office/word/2015/wordml/symex" xmlns:wpg="http://schemas.microsoft.com/office/word/2010/wordprocessingGroup" xmlns:wpi="http://schemas.microsoft.com/office/word/2010/wordprocessingInk" xmlns:wne="http://schemas.microsoft.com/office/word/2006/wordml" xmlns:wps="http://schemas.microsoft.com/office/word/2010/wordprocessingShape" mc:Ignorable="w14 w15 w16se w16cid w16 w16cex w16sdtdh wp14">
+<w:footnotes xmlns:wpc="http://schemas.microsoft.com/office/word/2010/wordprocessingCanvas" xmlns:cx="http://schemas.microsoft.com/office/drawing/2014/chartex" xmlns:cx1="http://schemas.microsoft.com/office/drawing/2015/9/8/chartex" xmlns:cx2="http://schemas.microsoft.com/office/drawing/2015/10/21/chartex" xmlns:cx3="http://schemas.microsoft.com/office/drawing/2016/5/9/chartex" xmlns:cx4="http://schemas.microsoft.com/office/drawing/2016/5/10/chartex" xmlns:cx5="http://schemas.microsoft.com/office/drawing/2016/5/11/chartex" xmlns:cx6="http://schemas.microsoft.com/office/drawing/2016/5/12/chartex" xmlns:cx7="http://schemas.microsoft.com/office/drawing/2016/5/13/chartex" xmlns:cx8="http://schemas.microsoft.com/office/drawing/2016/5/14/chartex" xmlns:mc="http://schemas.openxmlformats.org/markup-compatibility/2006" xmlns:aink="http://schemas.microsoft.com/office/drawing/2016/ink" xmlns:am3d="http://schemas.microsoft.com/office/drawing/2017/model3d" xmlns:o="urn:schemas-microsoft-com:office:office" xmlns:oel="http://schemas.microsoft.com/office/2019/extlst" xmlns:r="http://schemas.openxmlformats.org/officeDocument/2006/relationships" xmlns:m="http://schemas.openxmlformats.org/officeDocument/2006/math" xmlns:v="urn:schemas-microsoft-com:vml" xmlns:wp14="http://schemas.microsoft.com/office/word/2010/wordprocessingDrawing" xmlns:wp="http://schemas.openxmlformats.org/drawingml/2006/wordprocessingDrawing" xmlns:w10="urn:schemas-microsoft-com:office:word" xmlns:w="http://schemas.openxmlformats.org/wordprocessingml/2006/main" xmlns:w14="http://schemas.microsoft.com/office/word/2010/wordml" xmlns:w15="http://schemas.microsoft.com/office/word/2012/wordml" xmlns:w16cex="http://schemas.microsoft.com/office/word/2018/wordml/cex" xmlns:w16cid="http://schemas.microsoft.com/office/word/2016/wordml/cid" xmlns:w16="http://schemas.microsoft.com/office/word/2018/wordml" xmlns:w16sdtdh="http://schemas.microsoft.com/office/word/2020/wordml/sdtdatahash" xmlns:w16se="http://schemas.microsoft.com/office/word/2015/wordml/symex" xmlns:wpg="http://schemas.microsoft.com/office/word/2010/wordprocessingGroup" xmlns:wpi="http://schemas.microsoft.com/office/word/2010/wordprocessingInk" xmlns:wne="http://schemas.microsoft.com/office/word/2006/wordml" xmlns:wps="http://schemas.microsoft.com/office/word/2010/wordprocessingShape" mc:Ignorable="w14 w15 w16se w16cid w16 w16cex w16sdtdh wp14">
   <w:footnote w:type="separator" w:id="-1">
     <w:p>
       <w:r>
@@ -2350,7 +2350,7 @@
 </file>
 
 <file path=word/header1.xml><?xml version="1.0" encoding="utf-8"?>
-<w:hdr xmlns:wpc="http://schemas.microsoft.com/office/word/2010/wordprocessingCanvas" xmlns:cx="http://schemas.microsoft.com/office/drawing/2014/chartex" xmlns:cx1="http://schemas.microsoft.com/office/drawing/2015/9/8/chartex" xmlns:cx2="http://schemas.microsoft.com/office/drawing/2015/10/21/chartex" xmlns:cx3="http://schemas.microsoft.com/office/drawing/2016/5/9/chartex" xmlns:cx4="http://schemas.microsoft.com/office/drawing/2016/5/10/chartex" xmlns:cx5="http://schemas.microsoft.com/office/drawing/2016/5/11/chartex" xmlns:cx6="http://schemas.microsoft.com/office/drawing/2016/5/12/chartex" xmlns:cx7="http://schemas.microsoft.com/office/drawing/2016/5/13/chartex" xmlns:cx8="http://schemas.microsoft.com/office/drawing/2016/5/14/chartex" xmlns:mc="http://schemas.openxmlformats.org/markup-compatibility/2006" xmlns:aink="http://schemas.microsoft.com/office/drawing/2016/ink" xmlns:am3d="http://schemas.microsoft.com/office/drawing/2017/model3d" xmlns:o="urn:schemas-microsoft-com:office:office" xmlns:r="http://schemas.openxmlformats.org/officeDocument/2006/relationships" xmlns:m="http://schemas.openxmlformats.org/officeDocument/2006/math" xmlns:v="urn:schemas-microsoft-com:vml" xmlns:wp14="http://schemas.microsoft.com/office/word/2010/wordprocessingDrawing" xmlns:wp="http://schemas.openxmlformats.org/drawingml/2006/wordprocessingDrawing" xmlns:w10="urn:schemas-microsoft-com:office:word" xmlns:w="http://schemas.openxmlformats.org/wordprocessingml/2006/main" xmlns:w14="http://schemas.microsoft.com/office/word/2010/wordml" xmlns:w15="http://schemas.microsoft.com/office/word/2012/wordml" xmlns:w16cex="http://schemas.microsoft.com/office/word/2018/wordml/cex" xmlns:w16cid="http://schemas.microsoft.com/office/word/2016/wordml/cid" xmlns:w16="http://schemas.microsoft.com/office/word/2018/wordml" xmlns:w16sdtdh="http://schemas.microsoft.com/office/word/2020/wordml/sdtdatahash" xmlns:w16se="http://schemas.microsoft.com/office/word/2015/wordml/symex" xmlns:wpg="http://schemas.microsoft.com/office/word/2010/wordprocessingGroup" xmlns:wpi="http://schemas.microsoft.com/office/word/2010/wordprocessingInk" xmlns:wne="http://schemas.microsoft.com/office/word/2006/wordml" xmlns:wps="http://schemas.microsoft.com/office/word/2010/wordprocessingShape" mc:Ignorable="w14 w15 w16se w16cid w16 w16cex w16sdtdh wp14">
+<w:hdr xmlns:wpc="http://schemas.microsoft.com/office/word/2010/wordprocessingCanvas" xmlns:cx="http://schemas.microsoft.com/office/drawing/2014/chartex" xmlns:cx1="http://schemas.microsoft.com/office/drawing/2015/9/8/chartex" xmlns:cx2="http://schemas.microsoft.com/office/drawing/2015/10/21/chartex" xmlns:cx3="http://schemas.microsoft.com/office/drawing/2016/5/9/chartex" xmlns:cx4="http://schemas.microsoft.com/office/drawing/2016/5/10/chartex" xmlns:cx5="http://schemas.microsoft.com/office/drawing/2016/5/11/chartex" xmlns:cx6="http://schemas.microsoft.com/office/drawing/2016/5/12/chartex" xmlns:cx7="http://schemas.microsoft.com/office/drawing/2016/5/13/chartex" xmlns:cx8="http://schemas.microsoft.com/office/drawing/2016/5/14/chartex" xmlns:mc="http://schemas.openxmlformats.org/markup-compatibility/2006" xmlns:aink="http://schemas.microsoft.com/office/drawing/2016/ink" xmlns:am3d="http://schemas.microsoft.com/office/drawing/2017/model3d" xmlns:o="urn:schemas-microsoft-com:office:office" xmlns:oel="http://schemas.microsoft.com/office/2019/extlst" xmlns:r="http://schemas.openxmlformats.org/officeDocument/2006/relationships" xmlns:m="http://schemas.openxmlformats.org/officeDocument/2006/math" xmlns:v="urn:schemas-microsoft-com:vml" xmlns:wp14="http://schemas.microsoft.com/office/word/2010/wordprocessingDrawing" xmlns:wp="http://schemas.openxmlformats.org/drawingml/2006/wordprocessingDrawing" xmlns:w10="urn:schemas-microsoft-com:office:word" xmlns:w="http://schemas.openxmlformats.org/wordprocessingml/2006/main" xmlns:w14="http://schemas.microsoft.com/office/word/2010/wordml" xmlns:w15="http://schemas.microsoft.com/office/word/2012/wordml" xmlns:w16cex="http://schemas.microsoft.com/office/word/2018/wordml/cex" xmlns:w16cid="http://schemas.microsoft.com/office/word/2016/wordml/cid" xmlns:w16="http://schemas.microsoft.com/office/word/2018/wordml" xmlns:w16sdtdh="http://schemas.microsoft.com/office/word/2020/wordml/sdtdatahash" xmlns:w16se="http://schemas.microsoft.com/office/word/2015/wordml/symex" xmlns:wpg="http://schemas.microsoft.com/office/word/2010/wordprocessingGroup" xmlns:wpi="http://schemas.microsoft.com/office/word/2010/wordprocessingInk" xmlns:wne="http://schemas.microsoft.com/office/word/2006/wordml" xmlns:wps="http://schemas.microsoft.com/office/word/2010/wordprocessingShape" mc:Ignorable="w14 w15 w16se w16cid w16 w16cex w16sdtdh wp14">
   <w:p>
     <w:pPr>
       <w:pStyle w:val="ae"/>
@@ -2406,7 +2406,7 @@
 </file>
 
 <file path=word/numbering.xml><?xml version="1.0" encoding="utf-8"?>
-<w:numbering xmlns:wpc="http://schemas.microsoft.com/office/word/2010/wordprocessingCanvas" xmlns:cx="http://schemas.microsoft.com/office/drawing/2014/chartex" xmlns:cx1="http://schemas.microsoft.com/office/drawing/2015/9/8/chartex" xmlns:cx2="http://schemas.microsoft.com/office/drawing/2015/10/21/chartex" xmlns:cx3="http://schemas.microsoft.com/office/drawing/2016/5/9/chartex" xmlns:cx4="http://schemas.microsoft.com/office/drawing/2016/5/10/chartex" xmlns:cx5="http://schemas.microsoft.com/office/drawing/2016/5/11/chartex" xmlns:cx6="http://schemas.microsoft.com/office/drawing/2016/5/12/chartex" xmlns:cx7="http://schemas.microsoft.com/office/drawing/2016/5/13/chartex" xmlns:cx8="http://schemas.microsoft.com/office/drawing/2016/5/14/chartex" xmlns:mc="http://schemas.openxmlformats.org/markup-compatibility/2006" xmlns:aink="http://schemas.microsoft.com/office/drawing/2016/ink" xmlns:am3d="http://schemas.microsoft.com/office/drawing/2017/model3d" xmlns:o="urn:schemas-microsoft-com:office:office" xmlns:r="http://schemas.openxmlformats.org/officeDocument/2006/relationships" xmlns:m="http://schemas.openxmlformats.org/officeDocument/2006/math" xmlns:v="urn:schemas-microsoft-com:vml" xmlns:wp14="http://schemas.microsoft.com/office/word/2010/wordprocessingDrawing" xmlns:wp="http://schemas.openxmlformats.org/drawingml/2006/wordprocessingDrawing" xmlns:w10="urn:schemas-microsoft-com:office:word" xmlns:w="http://schemas.openxmlformats.org/wordprocessingml/2006/main" xmlns:w14="http://schemas.microsoft.com/office/word/2010/wordml" xmlns:w15="http://schemas.microsoft.com/office/word/2012/wordml" xmlns:w16cex="http://schemas.microsoft.com/office/word/2018/wordml/cex" xmlns:w16cid="http://schemas.microsoft.com/office/word/2016/wordml/cid" xmlns:w16="http://schemas.microsoft.com/office/word/2018/wordml" xmlns:w16sdtdh="http://schemas.microsoft.com/office/word/2020/wordml/sdtdatahash" xmlns:w16se="http://schemas.microsoft.com/office/word/2015/wordml/symex" xmlns:wpg="http://schemas.microsoft.com/office/word/2010/wordprocessingGroup" xmlns:wpi="http://schemas.microsoft.com/office/word/2010/wordprocessingInk" xmlns:wne="http://schemas.microsoft.com/office/word/2006/wordml" xmlns:wps="http://schemas.microsoft.com/office/word/2010/wordprocessingShape" mc:Ignorable="w14 w15 w16se w16cid w16 w16cex w16sdtdh wp14">
+<w:numbering xmlns:wpc="http://schemas.microsoft.com/office/word/2010/wordprocessingCanvas" xmlns:cx="http://schemas.microsoft.com/office/drawing/2014/chartex" xmlns:cx1="http://schemas.microsoft.com/office/drawing/2015/9/8/chartex" xmlns:cx2="http://schemas.microsoft.com/office/drawing/2015/10/21/chartex" xmlns:cx3="http://schemas.microsoft.com/office/drawing/2016/5/9/chartex" xmlns:cx4="http://schemas.microsoft.com/office/drawing/2016/5/10/chartex" xmlns:cx5="http://schemas.microsoft.com/office/drawing/2016/5/11/chartex" xmlns:cx6="http://schemas.microsoft.com/office/drawing/2016/5/12/chartex" xmlns:cx7="http://schemas.microsoft.com/office/drawing/2016/5/13/chartex" xmlns:cx8="http://schemas.microsoft.com/office/drawing/2016/5/14/chartex" xmlns:mc="http://schemas.openxmlformats.org/markup-compatibility/2006" xmlns:aink="http://schemas.microsoft.com/office/drawing/2016/ink" xmlns:am3d="http://schemas.microsoft.com/office/drawing/2017/model3d" xmlns:o="urn:schemas-microsoft-com:office:office" xmlns:oel="http://schemas.microsoft.com/office/2019/extlst" xmlns:r="http://schemas.openxmlformats.org/officeDocument/2006/relationships" xmlns:m="http://schemas.openxmlformats.org/officeDocument/2006/math" xmlns:v="urn:schemas-microsoft-com:vml" xmlns:wp14="http://schemas.microsoft.com/office/word/2010/wordprocessingDrawing" xmlns:wp="http://schemas.openxmlformats.org/drawingml/2006/wordprocessingDrawing" xmlns:w10="urn:schemas-microsoft-com:office:word" xmlns:w="http://schemas.openxmlformats.org/wordprocessingml/2006/main" xmlns:w14="http://schemas.microsoft.com/office/word/2010/wordml" xmlns:w15="http://schemas.microsoft.com/office/word/2012/wordml" xmlns:w16cex="http://schemas.microsoft.com/office/word/2018/wordml/cex" xmlns:w16cid="http://schemas.microsoft.com/office/word/2016/wordml/cid" xmlns:w16="http://schemas.microsoft.com/office/word/2018/wordml" xmlns:w16sdtdh="http://schemas.microsoft.com/office/word/2020/wordml/sdtdatahash" xmlns:w16se="http://schemas.microsoft.com/office/word/2015/wordml/symex" xmlns:wpg="http://schemas.microsoft.com/office/word/2010/wordprocessingGroup" xmlns:wpi="http://schemas.microsoft.com/office/word/2010/wordprocessingInk" xmlns:wne="http://schemas.microsoft.com/office/word/2006/wordml" xmlns:wps="http://schemas.microsoft.com/office/word/2010/wordprocessingShape" mc:Ignorable="w14 w15 w16se w16cid w16 w16cex w16sdtdh wp14">
   <w:abstractNum w:abstractNumId="0" w15:restartNumberingAfterBreak="0">
     <w:nsid w:val="06094218"/>
     <w:multiLevelType w:val="multilevel"/>
@@ -3732,7 +3732,7 @@
       </w:pPr>
     </w:lvl>
   </w:abstractNum>
-  <w:num w:numId="1">
+  <w:num w:numId="1" w16cid:durableId="987442474">
     <w:abstractNumId w:val="2"/>
     <w:lvlOverride w:ilvl="0">
       <w:startOverride w:val="1"/>
@@ -3762,7 +3762,7 @@
       <w:startOverride w:val="1"/>
     </w:lvlOverride>
   </w:num>
-  <w:num w:numId="2">
+  <w:num w:numId="2" w16cid:durableId="2001735186">
     <w:abstractNumId w:val="10"/>
     <w:lvlOverride w:ilvl="0">
       <w:startOverride w:val="1"/>
@@ -3792,40 +3792,40 @@
       <w:startOverride w:val="1"/>
     </w:lvlOverride>
   </w:num>
-  <w:num w:numId="3">
+  <w:num w:numId="3" w16cid:durableId="1473329415">
     <w:abstractNumId w:val="0"/>
   </w:num>
-  <w:num w:numId="4">
+  <w:num w:numId="4" w16cid:durableId="2040735756">
     <w:abstractNumId w:val="5"/>
   </w:num>
-  <w:num w:numId="5">
+  <w:num w:numId="5" w16cid:durableId="264117119">
     <w:abstractNumId w:val="12"/>
   </w:num>
-  <w:num w:numId="6">
+  <w:num w:numId="6" w16cid:durableId="1540820946">
     <w:abstractNumId w:val="6"/>
   </w:num>
-  <w:num w:numId="7">
+  <w:num w:numId="7" w16cid:durableId="1895970938">
     <w:abstractNumId w:val="8"/>
   </w:num>
-  <w:num w:numId="8">
+  <w:num w:numId="8" w16cid:durableId="322053223">
     <w:abstractNumId w:val="11"/>
   </w:num>
-  <w:num w:numId="9">
+  <w:num w:numId="9" w16cid:durableId="81882118">
     <w:abstractNumId w:val="1"/>
   </w:num>
-  <w:num w:numId="10">
+  <w:num w:numId="10" w16cid:durableId="264308439">
     <w:abstractNumId w:val="2"/>
   </w:num>
-  <w:num w:numId="11">
+  <w:num w:numId="11" w16cid:durableId="1035815270">
     <w:abstractNumId w:val="4"/>
   </w:num>
-  <w:num w:numId="12">
+  <w:num w:numId="12" w16cid:durableId="1461848901">
     <w:abstractNumId w:val="7"/>
   </w:num>
-  <w:num w:numId="13">
+  <w:num w:numId="13" w16cid:durableId="556748902">
     <w:abstractNumId w:val="3"/>
   </w:num>
-  <w:num w:numId="14">
+  <w:num w:numId="14" w16cid:durableId="1445804302">
     <w:abstractNumId w:val="9"/>
   </w:num>
 </w:numbering>

--- a/templates/report_template_lv.docx
+++ b/templates/report_template_lv.docx
@@ -171,7 +171,25 @@
                 <w:sz w:val="22"/>
                 <w:szCs w:val="22"/>
               </w:rPr>
-              <w:t>. № 25-5-4280804/ПРеф/ЗД/Э</w:t>
+              <w:t>. № 25-5-4280804/</w:t>
+            </w:r>
+            <w:proofErr w:type="spellStart"/>
+            <w:r>
+              <w:rPr>
+                <w:b/>
+                <w:sz w:val="22"/>
+                <w:szCs w:val="22"/>
+              </w:rPr>
+              <w:t>ПРеф</w:t>
+            </w:r>
+            <w:proofErr w:type="spellEnd"/>
+            <w:r>
+              <w:rPr>
+                <w:b/>
+                <w:sz w:val="22"/>
+                <w:szCs w:val="22"/>
+              </w:rPr>
+              <w:t>/ЗД/Э</w:t>
             </w:r>
           </w:p>
         </w:tc>
@@ -1121,8 +1139,6 @@
             </w:pPr>
             <w:r>
               <w:rPr>
-                <w:b/>
-                <w:bCs/>
                 <w:color w:val="FF0000"/>
                 <w:sz w:val="28"/>
                 <w:szCs w:val="28"/>
@@ -1131,8 +1147,6 @@
             </w:r>
             <w:r>
               <w:rPr>
-                <w:b/>
-                <w:bCs/>
                 <w:color w:val="FF0000"/>
                 <w:sz w:val="28"/>
                 <w:szCs w:val="28"/>
@@ -1142,8 +1156,6 @@
             </w:r>
             <w:r>
               <w:rPr>
-                <w:b/>
-                <w:bCs/>
                 <w:color w:val="FF0000"/>
                 <w:sz w:val="28"/>
                 <w:szCs w:val="28"/>
@@ -1152,8 +1164,6 @@
             </w:r>
             <w:r>
               <w:rPr>
-                <w:b/>
-                <w:bCs/>
                 <w:color w:val="FF0000"/>
                 <w:sz w:val="28"/>
                 <w:szCs w:val="28"/>
@@ -1163,8 +1173,6 @@
             </w:r>
             <w:r>
               <w:rPr>
-                <w:b/>
-                <w:bCs/>
                 <w:color w:val="FF0000"/>
                 <w:sz w:val="28"/>
                 <w:szCs w:val="28"/>
@@ -1206,8 +1214,6 @@
             </w:pPr>
             <w:r>
               <w:rPr>
-                <w:b/>
-                <w:bCs/>
                 <w:color w:val="FF0000"/>
                 <w:sz w:val="28"/>
                 <w:szCs w:val="28"/>
@@ -1217,8 +1223,6 @@
             <w:r>
               <w:rPr>
                 <w:rFonts w:eastAsiaTheme="minorEastAsia"/>
-                <w:b/>
-                <w:bCs/>
                 <w:color w:val="FF0000"/>
                 <w:sz w:val="28"/>
                 <w:szCs w:val="28"/>
@@ -1229,8 +1233,6 @@
             <w:r>
               <w:rPr>
                 <w:rFonts w:eastAsiaTheme="minorEastAsia"/>
-                <w:b/>
-                <w:bCs/>
                 <w:color w:val="FF0000"/>
                 <w:sz w:val="28"/>
                 <w:szCs w:val="28"/>
@@ -1241,8 +1243,6 @@
             <w:r>
               <w:rPr>
                 <w:rFonts w:eastAsiaTheme="minorEastAsia"/>
-                <w:b/>
-                <w:bCs/>
                 <w:color w:val="FF0000"/>
                 <w:sz w:val="28"/>
                 <w:szCs w:val="28"/>
@@ -1253,8 +1253,6 @@
             <w:r>
               <w:rPr>
                 <w:rFonts w:eastAsiaTheme="minorEastAsia"/>
-                <w:b/>
-                <w:bCs/>
                 <w:color w:val="FF0000"/>
                 <w:sz w:val="28"/>
                 <w:szCs w:val="28"/>
@@ -1264,8 +1262,6 @@
             </w:r>
             <w:r>
               <w:rPr>
-                <w:b/>
-                <w:bCs/>
                 <w:color w:val="FF0000"/>
                 <w:sz w:val="28"/>
                 <w:szCs w:val="28"/>
@@ -1321,8 +1317,6 @@
             </w:r>
             <w:r>
               <w:rPr>
-                <w:b/>
-                <w:bCs/>
                 <w:color w:val="FF0000"/>
                 <w:sz w:val="28"/>
                 <w:szCs w:val="28"/>
@@ -1331,8 +1325,6 @@
             </w:r>
             <w:r>
               <w:rPr>
-                <w:b/>
-                <w:bCs/>
                 <w:color w:val="FF0000"/>
                 <w:sz w:val="28"/>
                 <w:szCs w:val="28"/>
@@ -1342,8 +1334,6 @@
             </w:r>
             <w:r>
               <w:rPr>
-                <w:b/>
-                <w:bCs/>
                 <w:color w:val="FF0000"/>
                 <w:sz w:val="28"/>
                 <w:szCs w:val="28"/>
@@ -1352,8 +1342,6 @@
             </w:r>
             <w:r>
               <w:rPr>
-                <w:b/>
-                <w:bCs/>
                 <w:color w:val="FF0000"/>
                 <w:sz w:val="28"/>
                 <w:szCs w:val="28"/>
@@ -1363,13 +1351,19 @@
             </w:r>
             <w:r>
               <w:rPr>
-                <w:b/>
-                <w:bCs/>
                 <w:color w:val="FF0000"/>
                 <w:sz w:val="28"/>
                 <w:szCs w:val="28"/>
               </w:rPr>
               <w:t>_}</w:t>
+            </w:r>
+            <w:r>
+              <w:rPr>
+                <w:spacing w:val="1"/>
+                <w:sz w:val="24"/>
+                <w:szCs w:val="24"/>
+              </w:rPr>
+              <w:t>,</w:t>
             </w:r>
             <w:r>
               <w:rPr>
@@ -1378,7 +1372,7 @@
                 <w:sz w:val="24"/>
                 <w:szCs w:val="24"/>
               </w:rPr>
-              <w:t>, и для чего его применяют</w:t>
+              <w:t xml:space="preserve"> и для чего его применяют</w:t>
             </w:r>
           </w:p>
         </w:tc>
@@ -1507,8 +1501,6 @@
             </w:r>
             <w:r>
               <w:rPr>
-                <w:b/>
-                <w:bCs/>
                 <w:color w:val="FF0000"/>
                 <w:sz w:val="28"/>
                 <w:szCs w:val="28"/>
@@ -1517,8 +1509,6 @@
             </w:r>
             <w:r>
               <w:rPr>
-                <w:b/>
-                <w:bCs/>
                 <w:color w:val="FF0000"/>
                 <w:sz w:val="28"/>
                 <w:szCs w:val="28"/>
@@ -1528,8 +1518,6 @@
             </w:r>
             <w:r>
               <w:rPr>
-                <w:b/>
-                <w:bCs/>
                 <w:color w:val="FF0000"/>
                 <w:sz w:val="28"/>
                 <w:szCs w:val="28"/>
@@ -1538,8 +1526,6 @@
             </w:r>
             <w:r>
               <w:rPr>
-                <w:b/>
-                <w:bCs/>
                 <w:color w:val="FF0000"/>
                 <w:sz w:val="28"/>
                 <w:szCs w:val="28"/>
@@ -1549,8 +1535,6 @@
             </w:r>
             <w:r>
               <w:rPr>
-                <w:b/>
-                <w:bCs/>
                 <w:color w:val="FF0000"/>
                 <w:sz w:val="28"/>
                 <w:szCs w:val="28"/>
@@ -1603,8 +1587,6 @@
             </w:r>
             <w:r>
               <w:rPr>
-                <w:b/>
-                <w:bCs/>
                 <w:color w:val="FF0000"/>
                 <w:sz w:val="28"/>
                 <w:szCs w:val="28"/>
@@ -1614,8 +1596,6 @@
             <w:r>
               <w:rPr>
                 <w:rFonts w:eastAsiaTheme="minorEastAsia"/>
-                <w:b/>
-                <w:bCs/>
                 <w:color w:val="FF0000"/>
                 <w:sz w:val="28"/>
                 <w:szCs w:val="28"/>
@@ -1626,8 +1606,6 @@
             <w:r>
               <w:rPr>
                 <w:rFonts w:eastAsiaTheme="minorEastAsia"/>
-                <w:b/>
-                <w:bCs/>
                 <w:color w:val="FF0000"/>
                 <w:sz w:val="28"/>
                 <w:szCs w:val="28"/>
@@ -1638,8 +1616,6 @@
             <w:r>
               <w:rPr>
                 <w:rFonts w:eastAsiaTheme="minorEastAsia"/>
-                <w:b/>
-                <w:bCs/>
                 <w:color w:val="FF0000"/>
                 <w:sz w:val="28"/>
                 <w:szCs w:val="28"/>
@@ -1650,8 +1626,6 @@
             <w:r>
               <w:rPr>
                 <w:rFonts w:eastAsiaTheme="minorEastAsia"/>
-                <w:b/>
-                <w:bCs/>
                 <w:color w:val="FF0000"/>
                 <w:sz w:val="28"/>
                 <w:szCs w:val="28"/>
@@ -1661,8 +1635,6 @@
             </w:r>
             <w:r>
               <w:rPr>
-                <w:b/>
-                <w:bCs/>
                 <w:color w:val="FF0000"/>
                 <w:sz w:val="28"/>
                 <w:szCs w:val="28"/>
@@ -1717,8 +1689,6 @@
             </w:r>
             <w:r>
               <w:rPr>
-                <w:b/>
-                <w:bCs/>
                 <w:color w:val="FF0000"/>
                 <w:sz w:val="28"/>
                 <w:szCs w:val="28"/>
@@ -1727,8 +1697,6 @@
             </w:r>
             <w:r>
               <w:rPr>
-                <w:b/>
-                <w:bCs/>
                 <w:color w:val="FF0000"/>
                 <w:sz w:val="28"/>
                 <w:szCs w:val="28"/>
@@ -1738,8 +1706,6 @@
             </w:r>
             <w:r>
               <w:rPr>
-                <w:b/>
-                <w:bCs/>
                 <w:color w:val="FF0000"/>
                 <w:sz w:val="28"/>
                 <w:szCs w:val="28"/>
@@ -1748,8 +1714,6 @@
             </w:r>
             <w:r>
               <w:rPr>
-                <w:b/>
-                <w:bCs/>
                 <w:color w:val="FF0000"/>
                 <w:sz w:val="28"/>
                 <w:szCs w:val="28"/>
@@ -1759,8 +1723,6 @@
             </w:r>
             <w:r>
               <w:rPr>
-                <w:b/>
-                <w:bCs/>
                 <w:color w:val="FF0000"/>
                 <w:sz w:val="28"/>
                 <w:szCs w:val="28"/>
@@ -1813,8 +1775,6 @@
             </w:r>
             <w:r>
               <w:rPr>
-                <w:b/>
-                <w:bCs/>
                 <w:color w:val="FF0000"/>
                 <w:sz w:val="28"/>
                 <w:szCs w:val="28"/>
@@ -1824,8 +1784,6 @@
             <w:r>
               <w:rPr>
                 <w:rFonts w:eastAsiaTheme="minorEastAsia"/>
-                <w:b/>
-                <w:bCs/>
                 <w:color w:val="FF0000"/>
                 <w:sz w:val="28"/>
                 <w:szCs w:val="28"/>
@@ -1836,8 +1794,6 @@
             <w:r>
               <w:rPr>
                 <w:rFonts w:eastAsiaTheme="minorEastAsia"/>
-                <w:b/>
-                <w:bCs/>
                 <w:color w:val="FF0000"/>
                 <w:sz w:val="28"/>
                 <w:szCs w:val="28"/>
@@ -1848,8 +1804,6 @@
             <w:r>
               <w:rPr>
                 <w:rFonts w:eastAsiaTheme="minorEastAsia"/>
-                <w:b/>
-                <w:bCs/>
                 <w:color w:val="FF0000"/>
                 <w:sz w:val="28"/>
                 <w:szCs w:val="28"/>
@@ -1860,8 +1814,6 @@
             <w:r>
               <w:rPr>
                 <w:rFonts w:eastAsiaTheme="minorEastAsia"/>
-                <w:b/>
-                <w:bCs/>
                 <w:color w:val="FF0000"/>
                 <w:sz w:val="28"/>
                 <w:szCs w:val="28"/>
@@ -1871,8 +1823,6 @@
             </w:r>
             <w:r>
               <w:rPr>
-                <w:b/>
-                <w:bCs/>
                 <w:color w:val="FF0000"/>
                 <w:sz w:val="28"/>
                 <w:szCs w:val="28"/>
@@ -2002,8 +1952,6 @@
             </w:r>
             <w:r>
               <w:rPr>
-                <w:b/>
-                <w:bCs/>
                 <w:color w:val="FF0000"/>
                 <w:sz w:val="28"/>
                 <w:szCs w:val="28"/>
@@ -2012,8 +1960,6 @@
             </w:r>
             <w:r>
               <w:rPr>
-                <w:b/>
-                <w:bCs/>
                 <w:color w:val="FF0000"/>
                 <w:sz w:val="28"/>
                 <w:szCs w:val="28"/>
@@ -2023,8 +1969,6 @@
             </w:r>
             <w:r>
               <w:rPr>
-                <w:b/>
-                <w:bCs/>
                 <w:color w:val="FF0000"/>
                 <w:sz w:val="28"/>
                 <w:szCs w:val="28"/>
@@ -2033,8 +1977,6 @@
             </w:r>
             <w:r>
               <w:rPr>
-                <w:b/>
-                <w:bCs/>
                 <w:color w:val="FF0000"/>
                 <w:sz w:val="28"/>
                 <w:szCs w:val="28"/>
@@ -2044,8 +1986,6 @@
             </w:r>
             <w:r>
               <w:rPr>
-                <w:b/>
-                <w:bCs/>
                 <w:color w:val="FF0000"/>
                 <w:sz w:val="28"/>
                 <w:szCs w:val="28"/>
@@ -2098,8 +2038,6 @@
             </w:r>
             <w:r>
               <w:rPr>
-                <w:b/>
-                <w:bCs/>
                 <w:color w:val="FF0000"/>
                 <w:sz w:val="28"/>
                 <w:szCs w:val="28"/>
@@ -2109,8 +2047,6 @@
             <w:r>
               <w:rPr>
                 <w:rFonts w:eastAsiaTheme="minorEastAsia"/>
-                <w:b/>
-                <w:bCs/>
                 <w:color w:val="FF0000"/>
                 <w:sz w:val="28"/>
                 <w:szCs w:val="28"/>
@@ -2121,8 +2057,6 @@
             <w:r>
               <w:rPr>
                 <w:rFonts w:eastAsiaTheme="minorEastAsia"/>
-                <w:b/>
-                <w:bCs/>
                 <w:color w:val="FF0000"/>
                 <w:sz w:val="28"/>
                 <w:szCs w:val="28"/>
@@ -2133,8 +2067,6 @@
             <w:r>
               <w:rPr>
                 <w:rFonts w:eastAsiaTheme="minorEastAsia"/>
-                <w:b/>
-                <w:bCs/>
                 <w:color w:val="FF0000"/>
                 <w:sz w:val="28"/>
                 <w:szCs w:val="28"/>
@@ -2145,8 +2077,6 @@
             <w:r>
               <w:rPr>
                 <w:rFonts w:eastAsiaTheme="minorEastAsia"/>
-                <w:b/>
-                <w:bCs/>
                 <w:color w:val="FF0000"/>
                 <w:sz w:val="28"/>
                 <w:szCs w:val="28"/>
@@ -2156,8 +2086,6 @@
             </w:r>
             <w:r>
               <w:rPr>
-                <w:b/>
-                <w:bCs/>
                 <w:color w:val="FF0000"/>
                 <w:sz w:val="28"/>
                 <w:szCs w:val="28"/>
